--- a/docs/tables/whole/sec7_lm_d365_c30.docx
+++ b/docs/tables/whole/sec7_lm_d365_c30.docx
@@ -20,7 +20,7 @@
         <w:gridCol w:w="2869"/>
         <w:gridCol w:w="778"/>
         <w:gridCol w:w="912"/>
-        <w:gridCol w:w="1536"/>
+        <w:gridCol w:w="1463"/>
         <w:gridCol w:w="1181"/>
         <w:gridCol w:w="778"/>
         <w:gridCol w:w="912"/>
@@ -2043,113 +2043,113 @@
                 <w:szCs w:val="22"/>
                 <w:color w:val="000000"/>
               </w:rPr>
-              <w:t xml:space="preserve">2.0</w:t>
-            </w:r>
-          </w:p>
-        </w:tc>
-        <w:tc>
-          <w:tcPr>
-            <w:tcBorders>
-              <w:bottom w:val="none" w:sz="0" w:space="0" w:color="000000"/>
-              <w:top w:val="none" w:sz="0" w:space="0" w:color="000000"/>
-              <w:left w:val="none" w:sz="0" w:space="0" w:color="000000"/>
-              <w:right w:val="none" w:sz="0" w:space="0" w:color="000000"/>
-            </w:tcBorders>
-            <w:shd w:val="clear" w:color="auto" w:fill="FFFFFF"/>
-            <w:tcMar>
-              <w:top w:w="0" w:type="dxa"/>
-              <w:bottom w:w="0" w:type="dxa"/>
-              <w:left w:w="0" w:type="dxa"/>
-              <w:right w:w="0" w:type="dxa"/>
-            </w:tcMar>
-            <w:vAlign w:val="top"/>
-          </w:tcPr>
-          <w:p>
-            <w:pPr>
-              <w:pStyle w:val="Normal"/>
-              <w:jc w:val="center"/>
-              <w:pBdr>
-                <w:bottom w:val="none" w:sz="0" w:space="0" w:color="000000"/>
-                <w:top w:val="none" w:sz="0" w:space="0" w:color="000000"/>
-                <w:left w:val="none" w:sz="0" w:space="0" w:color="000000"/>
-                <w:right w:val="none" w:sz="0" w:space="0" w:color="000000"/>
-              </w:pBdr>
-              <w:spacing w:after="100" w:before="100" w:line="240"/>
-              <w:ind w:left="100" w:right="100" w:firstLine="0" w:firstLineChars="0"/>
-              <w:rPr>
-                <w:rFonts w:ascii="Helvetica" w:hAnsi="Helvetica" w:eastAsia="Helvetica" w:cs="Helvetica"/>
-                <w:i w:val="false"/>
-                <w:b w:val="false"/>
-                <w:u w:val="none"/>
-                <w:sz w:val="22"/>
-                <w:szCs w:val="22"/>
-                <w:color w:val="000000"/>
-              </w:rPr>
-            </w:pPr>
-            <w:r>
-              <w:rPr>
-                <w:rFonts w:ascii="Helvetica" w:hAnsi="Helvetica" w:eastAsia="Helvetica" w:cs="Helvetica"/>
-                <w:i w:val="false"/>
-                <w:b w:val="false"/>
-                <w:u w:val="none"/>
-                <w:sz w:val="22"/>
-                <w:szCs w:val="22"/>
-                <w:color w:val="000000"/>
-              </w:rPr>
-              <w:t xml:space="preserve">-3.8, 7.9</w:t>
-            </w:r>
-          </w:p>
-        </w:tc>
-        <w:tc>
-          <w:tcPr>
-            <w:tcBorders>
-              <w:bottom w:val="none" w:sz="0" w:space="0" w:color="000000"/>
-              <w:top w:val="none" w:sz="0" w:space="0" w:color="000000"/>
-              <w:left w:val="none" w:sz="0" w:space="0" w:color="000000"/>
-              <w:right w:val="none" w:sz="0" w:space="0" w:color="000000"/>
-            </w:tcBorders>
-            <w:shd w:val="clear" w:color="auto" w:fill="FFFFFF"/>
-            <w:tcMar>
-              <w:top w:w="0" w:type="dxa"/>
-              <w:bottom w:w="0" w:type="dxa"/>
-              <w:left w:w="0" w:type="dxa"/>
-              <w:right w:w="0" w:type="dxa"/>
-            </w:tcMar>
-            <w:vAlign w:val="top"/>
-          </w:tcPr>
-          <w:p>
-            <w:pPr>
-              <w:pStyle w:val="Normal"/>
-              <w:jc w:val="center"/>
-              <w:pBdr>
-                <w:bottom w:val="none" w:sz="0" w:space="0" w:color="000000"/>
-                <w:top w:val="none" w:sz="0" w:space="0" w:color="000000"/>
-                <w:left w:val="none" w:sz="0" w:space="0" w:color="000000"/>
-                <w:right w:val="none" w:sz="0" w:space="0" w:color="000000"/>
-              </w:pBdr>
-              <w:spacing w:after="100" w:before="100" w:line="240"/>
-              <w:ind w:left="100" w:right="100" w:firstLine="0" w:firstLineChars="0"/>
-              <w:rPr>
-                <w:rFonts w:ascii="Helvetica" w:hAnsi="Helvetica" w:eastAsia="Helvetica" w:cs="Helvetica"/>
-                <w:i w:val="false"/>
-                <w:b w:val="false"/>
-                <w:u w:val="none"/>
-                <w:sz w:val="22"/>
-                <w:szCs w:val="22"/>
-                <w:color w:val="000000"/>
-              </w:rPr>
-            </w:pPr>
-            <w:r>
-              <w:rPr>
-                <w:rFonts w:ascii="Helvetica" w:hAnsi="Helvetica" w:eastAsia="Helvetica" w:cs="Helvetica"/>
-                <w:i w:val="false"/>
-                <w:b w:val="false"/>
-                <w:u w:val="none"/>
-                <w:sz w:val="22"/>
-                <w:szCs w:val="22"/>
-                <w:color w:val="000000"/>
-              </w:rPr>
-              <w:t xml:space="preserve">0.494</w:t>
+              <w:t xml:space="preserve">-0.10</w:t>
+            </w:r>
+          </w:p>
+        </w:tc>
+        <w:tc>
+          <w:tcPr>
+            <w:tcBorders>
+              <w:bottom w:val="none" w:sz="0" w:space="0" w:color="000000"/>
+              <w:top w:val="none" w:sz="0" w:space="0" w:color="000000"/>
+              <w:left w:val="none" w:sz="0" w:space="0" w:color="000000"/>
+              <w:right w:val="none" w:sz="0" w:space="0" w:color="000000"/>
+            </w:tcBorders>
+            <w:shd w:val="clear" w:color="auto" w:fill="FFFFFF"/>
+            <w:tcMar>
+              <w:top w:w="0" w:type="dxa"/>
+              <w:bottom w:w="0" w:type="dxa"/>
+              <w:left w:w="0" w:type="dxa"/>
+              <w:right w:w="0" w:type="dxa"/>
+            </w:tcMar>
+            <w:vAlign w:val="top"/>
+          </w:tcPr>
+          <w:p>
+            <w:pPr>
+              <w:pStyle w:val="Normal"/>
+              <w:jc w:val="center"/>
+              <w:pBdr>
+                <w:bottom w:val="none" w:sz="0" w:space="0" w:color="000000"/>
+                <w:top w:val="none" w:sz="0" w:space="0" w:color="000000"/>
+                <w:left w:val="none" w:sz="0" w:space="0" w:color="000000"/>
+                <w:right w:val="none" w:sz="0" w:space="0" w:color="000000"/>
+              </w:pBdr>
+              <w:spacing w:after="100" w:before="100" w:line="240"/>
+              <w:ind w:left="100" w:right="100" w:firstLine="0" w:firstLineChars="0"/>
+              <w:rPr>
+                <w:rFonts w:ascii="Helvetica" w:hAnsi="Helvetica" w:eastAsia="Helvetica" w:cs="Helvetica"/>
+                <w:i w:val="false"/>
+                <w:b w:val="false"/>
+                <w:u w:val="none"/>
+                <w:sz w:val="22"/>
+                <w:szCs w:val="22"/>
+                <w:color w:val="000000"/>
+              </w:rPr>
+            </w:pPr>
+            <w:r>
+              <w:rPr>
+                <w:rFonts w:ascii="Helvetica" w:hAnsi="Helvetica" w:eastAsia="Helvetica" w:cs="Helvetica"/>
+                <w:i w:val="false"/>
+                <w:b w:val="false"/>
+                <w:u w:val="none"/>
+                <w:sz w:val="22"/>
+                <w:szCs w:val="22"/>
+                <w:color w:val="000000"/>
+              </w:rPr>
+              <w:t xml:space="preserve">-6.2, 6.0</w:t>
+            </w:r>
+          </w:p>
+        </w:tc>
+        <w:tc>
+          <w:tcPr>
+            <w:tcBorders>
+              <w:bottom w:val="none" w:sz="0" w:space="0" w:color="000000"/>
+              <w:top w:val="none" w:sz="0" w:space="0" w:color="000000"/>
+              <w:left w:val="none" w:sz="0" w:space="0" w:color="000000"/>
+              <w:right w:val="none" w:sz="0" w:space="0" w:color="000000"/>
+            </w:tcBorders>
+            <w:shd w:val="clear" w:color="auto" w:fill="FFFFFF"/>
+            <w:tcMar>
+              <w:top w:w="0" w:type="dxa"/>
+              <w:bottom w:w="0" w:type="dxa"/>
+              <w:left w:w="0" w:type="dxa"/>
+              <w:right w:w="0" w:type="dxa"/>
+            </w:tcMar>
+            <w:vAlign w:val="top"/>
+          </w:tcPr>
+          <w:p>
+            <w:pPr>
+              <w:pStyle w:val="Normal"/>
+              <w:jc w:val="center"/>
+              <w:pBdr>
+                <w:bottom w:val="none" w:sz="0" w:space="0" w:color="000000"/>
+                <w:top w:val="none" w:sz="0" w:space="0" w:color="000000"/>
+                <w:left w:val="none" w:sz="0" w:space="0" w:color="000000"/>
+                <w:right w:val="none" w:sz="0" w:space="0" w:color="000000"/>
+              </w:pBdr>
+              <w:spacing w:after="100" w:before="100" w:line="240"/>
+              <w:ind w:left="100" w:right="100" w:firstLine="0" w:firstLineChars="0"/>
+              <w:rPr>
+                <w:rFonts w:ascii="Helvetica" w:hAnsi="Helvetica" w:eastAsia="Helvetica" w:cs="Helvetica"/>
+                <w:i w:val="false"/>
+                <w:b w:val="false"/>
+                <w:u w:val="none"/>
+                <w:sz w:val="22"/>
+                <w:szCs w:val="22"/>
+                <w:color w:val="000000"/>
+              </w:rPr>
+            </w:pPr>
+            <w:r>
+              <w:rPr>
+                <w:rFonts w:ascii="Helvetica" w:hAnsi="Helvetica" w:eastAsia="Helvetica" w:cs="Helvetica"/>
+                <w:i w:val="false"/>
+                <w:b w:val="false"/>
+                <w:u w:val="none"/>
+                <w:sz w:val="22"/>
+                <w:szCs w:val="22"/>
+                <w:color w:val="000000"/>
+              </w:rPr>
+              <w:t xml:space="preserve">0.973</w:t>
             </w:r>
           </w:p>
         </w:tc>
@@ -2526,113 +2526,113 @@
                 <w:szCs w:val="22"/>
                 <w:color w:val="000000"/>
               </w:rPr>
-              <w:t xml:space="preserve">-0.18</w:t>
-            </w:r>
-          </w:p>
-        </w:tc>
-        <w:tc>
-          <w:tcPr>
-            <w:tcBorders>
-              <w:bottom w:val="none" w:sz="0" w:space="0" w:color="000000"/>
-              <w:top w:val="none" w:sz="0" w:space="0" w:color="000000"/>
-              <w:left w:val="none" w:sz="0" w:space="0" w:color="000000"/>
-              <w:right w:val="none" w:sz="0" w:space="0" w:color="000000"/>
-            </w:tcBorders>
-            <w:shd w:val="clear" w:color="auto" w:fill="FFFFFF"/>
-            <w:tcMar>
-              <w:top w:w="0" w:type="dxa"/>
-              <w:bottom w:w="0" w:type="dxa"/>
-              <w:left w:w="0" w:type="dxa"/>
-              <w:right w:w="0" w:type="dxa"/>
-            </w:tcMar>
-            <w:vAlign w:val="top"/>
-          </w:tcPr>
-          <w:p>
-            <w:pPr>
-              <w:pStyle w:val="Normal"/>
-              <w:jc w:val="center"/>
-              <w:pBdr>
-                <w:bottom w:val="none" w:sz="0" w:space="0" w:color="000000"/>
-                <w:top w:val="none" w:sz="0" w:space="0" w:color="000000"/>
-                <w:left w:val="none" w:sz="0" w:space="0" w:color="000000"/>
-                <w:right w:val="none" w:sz="0" w:space="0" w:color="000000"/>
-              </w:pBdr>
-              <w:spacing w:after="100" w:before="100" w:line="240"/>
-              <w:ind w:left="100" w:right="100" w:firstLine="0" w:firstLineChars="0"/>
-              <w:rPr>
-                <w:rFonts w:ascii="Helvetica" w:hAnsi="Helvetica" w:eastAsia="Helvetica" w:cs="Helvetica"/>
-                <w:i w:val="false"/>
-                <w:b w:val="false"/>
-                <w:u w:val="none"/>
-                <w:sz w:val="22"/>
-                <w:szCs w:val="22"/>
-                <w:color w:val="000000"/>
-              </w:rPr>
-            </w:pPr>
-            <w:r>
-              <w:rPr>
-                <w:rFonts w:ascii="Helvetica" w:hAnsi="Helvetica" w:eastAsia="Helvetica" w:cs="Helvetica"/>
-                <w:i w:val="false"/>
-                <w:b w:val="false"/>
-                <w:u w:val="none"/>
-                <w:sz w:val="22"/>
-                <w:szCs w:val="22"/>
-                <w:color w:val="000000"/>
-              </w:rPr>
-              <w:t xml:space="preserve">-0.40, 0.04</w:t>
-            </w:r>
-          </w:p>
-        </w:tc>
-        <w:tc>
-          <w:tcPr>
-            <w:tcBorders>
-              <w:bottom w:val="none" w:sz="0" w:space="0" w:color="000000"/>
-              <w:top w:val="none" w:sz="0" w:space="0" w:color="000000"/>
-              <w:left w:val="none" w:sz="0" w:space="0" w:color="000000"/>
-              <w:right w:val="none" w:sz="0" w:space="0" w:color="000000"/>
-            </w:tcBorders>
-            <w:shd w:val="clear" w:color="auto" w:fill="FFFFFF"/>
-            <w:tcMar>
-              <w:top w:w="0" w:type="dxa"/>
-              <w:bottom w:w="0" w:type="dxa"/>
-              <w:left w:w="0" w:type="dxa"/>
-              <w:right w:w="0" w:type="dxa"/>
-            </w:tcMar>
-            <w:vAlign w:val="top"/>
-          </w:tcPr>
-          <w:p>
-            <w:pPr>
-              <w:pStyle w:val="Normal"/>
-              <w:jc w:val="center"/>
-              <w:pBdr>
-                <w:bottom w:val="none" w:sz="0" w:space="0" w:color="000000"/>
-                <w:top w:val="none" w:sz="0" w:space="0" w:color="000000"/>
-                <w:left w:val="none" w:sz="0" w:space="0" w:color="000000"/>
-                <w:right w:val="none" w:sz="0" w:space="0" w:color="000000"/>
-              </w:pBdr>
-              <w:spacing w:after="100" w:before="100" w:line="240"/>
-              <w:ind w:left="100" w:right="100" w:firstLine="0" w:firstLineChars="0"/>
-              <w:rPr>
-                <w:rFonts w:ascii="Helvetica" w:hAnsi="Helvetica" w:eastAsia="Helvetica" w:cs="Helvetica"/>
-                <w:i w:val="false"/>
-                <w:b w:val="false"/>
-                <w:u w:val="none"/>
-                <w:sz w:val="22"/>
-                <w:szCs w:val="22"/>
-                <w:color w:val="000000"/>
-              </w:rPr>
-            </w:pPr>
-            <w:r>
-              <w:rPr>
-                <w:rFonts w:ascii="Helvetica" w:hAnsi="Helvetica" w:eastAsia="Helvetica" w:cs="Helvetica"/>
-                <w:i w:val="false"/>
-                <w:b w:val="false"/>
-                <w:u w:val="none"/>
-                <w:sz w:val="22"/>
-                <w:szCs w:val="22"/>
-                <w:color w:val="000000"/>
-              </w:rPr>
-              <w:t xml:space="preserve">0.105</w:t>
+              <w:t xml:space="preserve">-0.05</w:t>
+            </w:r>
+          </w:p>
+        </w:tc>
+        <w:tc>
+          <w:tcPr>
+            <w:tcBorders>
+              <w:bottom w:val="none" w:sz="0" w:space="0" w:color="000000"/>
+              <w:top w:val="none" w:sz="0" w:space="0" w:color="000000"/>
+              <w:left w:val="none" w:sz="0" w:space="0" w:color="000000"/>
+              <w:right w:val="none" w:sz="0" w:space="0" w:color="000000"/>
+            </w:tcBorders>
+            <w:shd w:val="clear" w:color="auto" w:fill="FFFFFF"/>
+            <w:tcMar>
+              <w:top w:w="0" w:type="dxa"/>
+              <w:bottom w:w="0" w:type="dxa"/>
+              <w:left w:w="0" w:type="dxa"/>
+              <w:right w:w="0" w:type="dxa"/>
+            </w:tcMar>
+            <w:vAlign w:val="top"/>
+          </w:tcPr>
+          <w:p>
+            <w:pPr>
+              <w:pStyle w:val="Normal"/>
+              <w:jc w:val="center"/>
+              <w:pBdr>
+                <w:bottom w:val="none" w:sz="0" w:space="0" w:color="000000"/>
+                <w:top w:val="none" w:sz="0" w:space="0" w:color="000000"/>
+                <w:left w:val="none" w:sz="0" w:space="0" w:color="000000"/>
+                <w:right w:val="none" w:sz="0" w:space="0" w:color="000000"/>
+              </w:pBdr>
+              <w:spacing w:after="100" w:before="100" w:line="240"/>
+              <w:ind w:left="100" w:right="100" w:firstLine="0" w:firstLineChars="0"/>
+              <w:rPr>
+                <w:rFonts w:ascii="Helvetica" w:hAnsi="Helvetica" w:eastAsia="Helvetica" w:cs="Helvetica"/>
+                <w:i w:val="false"/>
+                <w:b w:val="false"/>
+                <w:u w:val="none"/>
+                <w:sz w:val="22"/>
+                <w:szCs w:val="22"/>
+                <w:color w:val="000000"/>
+              </w:rPr>
+            </w:pPr>
+            <w:r>
+              <w:rPr>
+                <w:rFonts w:ascii="Helvetica" w:hAnsi="Helvetica" w:eastAsia="Helvetica" w:cs="Helvetica"/>
+                <w:i w:val="false"/>
+                <w:b w:val="false"/>
+                <w:u w:val="none"/>
+                <w:sz w:val="22"/>
+                <w:szCs w:val="22"/>
+                <w:color w:val="000000"/>
+              </w:rPr>
+              <w:t xml:space="preserve">-0.25, 0.14</w:t>
+            </w:r>
+          </w:p>
+        </w:tc>
+        <w:tc>
+          <w:tcPr>
+            <w:tcBorders>
+              <w:bottom w:val="none" w:sz="0" w:space="0" w:color="000000"/>
+              <w:top w:val="none" w:sz="0" w:space="0" w:color="000000"/>
+              <w:left w:val="none" w:sz="0" w:space="0" w:color="000000"/>
+              <w:right w:val="none" w:sz="0" w:space="0" w:color="000000"/>
+            </w:tcBorders>
+            <w:shd w:val="clear" w:color="auto" w:fill="FFFFFF"/>
+            <w:tcMar>
+              <w:top w:w="0" w:type="dxa"/>
+              <w:bottom w:w="0" w:type="dxa"/>
+              <w:left w:w="0" w:type="dxa"/>
+              <w:right w:w="0" w:type="dxa"/>
+            </w:tcMar>
+            <w:vAlign w:val="top"/>
+          </w:tcPr>
+          <w:p>
+            <w:pPr>
+              <w:pStyle w:val="Normal"/>
+              <w:jc w:val="center"/>
+              <w:pBdr>
+                <w:bottom w:val="none" w:sz="0" w:space="0" w:color="000000"/>
+                <w:top w:val="none" w:sz="0" w:space="0" w:color="000000"/>
+                <w:left w:val="none" w:sz="0" w:space="0" w:color="000000"/>
+                <w:right w:val="none" w:sz="0" w:space="0" w:color="000000"/>
+              </w:pBdr>
+              <w:spacing w:after="100" w:before="100" w:line="240"/>
+              <w:ind w:left="100" w:right="100" w:firstLine="0" w:firstLineChars="0"/>
+              <w:rPr>
+                <w:rFonts w:ascii="Helvetica" w:hAnsi="Helvetica" w:eastAsia="Helvetica" w:cs="Helvetica"/>
+                <w:i w:val="false"/>
+                <w:b w:val="false"/>
+                <w:u w:val="none"/>
+                <w:sz w:val="22"/>
+                <w:szCs w:val="22"/>
+                <w:color w:val="000000"/>
+              </w:rPr>
+            </w:pPr>
+            <w:r>
+              <w:rPr>
+                <w:rFonts w:ascii="Helvetica" w:hAnsi="Helvetica" w:eastAsia="Helvetica" w:cs="Helvetica"/>
+                <w:i w:val="false"/>
+                <w:b w:val="false"/>
+                <w:u w:val="none"/>
+                <w:sz w:val="22"/>
+                <w:szCs w:val="22"/>
+                <w:color w:val="000000"/>
+              </w:rPr>
+              <w:t xml:space="preserve">0.596</w:t>
             </w:r>
           </w:p>
         </w:tc>
@@ -3975,113 +3975,113 @@
                 <w:szCs w:val="22"/>
                 <w:color w:val="000000"/>
               </w:rPr>
-              <w:t xml:space="preserve">-1.8</w:t>
-            </w:r>
-          </w:p>
-        </w:tc>
-        <w:tc>
-          <w:tcPr>
-            <w:tcBorders>
-              <w:bottom w:val="none" w:sz="0" w:space="0" w:color="000000"/>
-              <w:top w:val="none" w:sz="0" w:space="0" w:color="000000"/>
-              <w:left w:val="none" w:sz="0" w:space="0" w:color="000000"/>
-              <w:right w:val="none" w:sz="0" w:space="0" w:color="000000"/>
-            </w:tcBorders>
-            <w:shd w:val="clear" w:color="auto" w:fill="FFFFFF"/>
-            <w:tcMar>
-              <w:top w:w="0" w:type="dxa"/>
-              <w:bottom w:w="0" w:type="dxa"/>
-              <w:left w:w="0" w:type="dxa"/>
-              <w:right w:w="0" w:type="dxa"/>
-            </w:tcMar>
-            <w:vAlign w:val="top"/>
-          </w:tcPr>
-          <w:p>
-            <w:pPr>
-              <w:pStyle w:val="Normal"/>
-              <w:jc w:val="center"/>
-              <w:pBdr>
-                <w:bottom w:val="none" w:sz="0" w:space="0" w:color="000000"/>
-                <w:top w:val="none" w:sz="0" w:space="0" w:color="000000"/>
-                <w:left w:val="none" w:sz="0" w:space="0" w:color="000000"/>
-                <w:right w:val="none" w:sz="0" w:space="0" w:color="000000"/>
-              </w:pBdr>
-              <w:spacing w:after="100" w:before="100" w:line="240"/>
-              <w:ind w:left="100" w:right="100" w:firstLine="0" w:firstLineChars="0"/>
-              <w:rPr>
-                <w:rFonts w:ascii="Helvetica" w:hAnsi="Helvetica" w:eastAsia="Helvetica" w:cs="Helvetica"/>
-                <w:i w:val="false"/>
-                <w:b w:val="false"/>
-                <w:u w:val="none"/>
-                <w:sz w:val="22"/>
-                <w:szCs w:val="22"/>
-                <w:color w:val="000000"/>
-              </w:rPr>
-            </w:pPr>
-            <w:r>
-              <w:rPr>
-                <w:rFonts w:ascii="Helvetica" w:hAnsi="Helvetica" w:eastAsia="Helvetica" w:cs="Helvetica"/>
-                <w:i w:val="false"/>
-                <w:b w:val="false"/>
-                <w:u w:val="none"/>
-                <w:sz w:val="22"/>
-                <w:szCs w:val="22"/>
-                <w:color w:val="000000"/>
-              </w:rPr>
-              <w:t xml:space="preserve">-7.9, 4.4</w:t>
-            </w:r>
-          </w:p>
-        </w:tc>
-        <w:tc>
-          <w:tcPr>
-            <w:tcBorders>
-              <w:bottom w:val="none" w:sz="0" w:space="0" w:color="000000"/>
-              <w:top w:val="none" w:sz="0" w:space="0" w:color="000000"/>
-              <w:left w:val="none" w:sz="0" w:space="0" w:color="000000"/>
-              <w:right w:val="none" w:sz="0" w:space="0" w:color="000000"/>
-            </w:tcBorders>
-            <w:shd w:val="clear" w:color="auto" w:fill="FFFFFF"/>
-            <w:tcMar>
-              <w:top w:w="0" w:type="dxa"/>
-              <w:bottom w:w="0" w:type="dxa"/>
-              <w:left w:w="0" w:type="dxa"/>
-              <w:right w:w="0" w:type="dxa"/>
-            </w:tcMar>
-            <w:vAlign w:val="top"/>
-          </w:tcPr>
-          <w:p>
-            <w:pPr>
-              <w:pStyle w:val="Normal"/>
-              <w:jc w:val="center"/>
-              <w:pBdr>
-                <w:bottom w:val="none" w:sz="0" w:space="0" w:color="000000"/>
-                <w:top w:val="none" w:sz="0" w:space="0" w:color="000000"/>
-                <w:left w:val="none" w:sz="0" w:space="0" w:color="000000"/>
-                <w:right w:val="none" w:sz="0" w:space="0" w:color="000000"/>
-              </w:pBdr>
-              <w:spacing w:after="100" w:before="100" w:line="240"/>
-              <w:ind w:left="100" w:right="100" w:firstLine="0" w:firstLineChars="0"/>
-              <w:rPr>
-                <w:rFonts w:ascii="Helvetica" w:hAnsi="Helvetica" w:eastAsia="Helvetica" w:cs="Helvetica"/>
-                <w:i w:val="false"/>
-                <w:b w:val="false"/>
-                <w:u w:val="none"/>
-                <w:sz w:val="22"/>
-                <w:szCs w:val="22"/>
-                <w:color w:val="000000"/>
-              </w:rPr>
-            </w:pPr>
-            <w:r>
-              <w:rPr>
-                <w:rFonts w:ascii="Helvetica" w:hAnsi="Helvetica" w:eastAsia="Helvetica" w:cs="Helvetica"/>
-                <w:i w:val="false"/>
-                <w:b w:val="false"/>
-                <w:u w:val="none"/>
-                <w:sz w:val="22"/>
-                <w:szCs w:val="22"/>
-                <w:color w:val="000000"/>
-              </w:rPr>
-              <w:t xml:space="preserve">0.565</w:t>
+              <w:t xml:space="preserve">-2.8</w:t>
+            </w:r>
+          </w:p>
+        </w:tc>
+        <w:tc>
+          <w:tcPr>
+            <w:tcBorders>
+              <w:bottom w:val="none" w:sz="0" w:space="0" w:color="000000"/>
+              <w:top w:val="none" w:sz="0" w:space="0" w:color="000000"/>
+              <w:left w:val="none" w:sz="0" w:space="0" w:color="000000"/>
+              <w:right w:val="none" w:sz="0" w:space="0" w:color="000000"/>
+            </w:tcBorders>
+            <w:shd w:val="clear" w:color="auto" w:fill="FFFFFF"/>
+            <w:tcMar>
+              <w:top w:w="0" w:type="dxa"/>
+              <w:bottom w:w="0" w:type="dxa"/>
+              <w:left w:w="0" w:type="dxa"/>
+              <w:right w:w="0" w:type="dxa"/>
+            </w:tcMar>
+            <w:vAlign w:val="top"/>
+          </w:tcPr>
+          <w:p>
+            <w:pPr>
+              <w:pStyle w:val="Normal"/>
+              <w:jc w:val="center"/>
+              <w:pBdr>
+                <w:bottom w:val="none" w:sz="0" w:space="0" w:color="000000"/>
+                <w:top w:val="none" w:sz="0" w:space="0" w:color="000000"/>
+                <w:left w:val="none" w:sz="0" w:space="0" w:color="000000"/>
+                <w:right w:val="none" w:sz="0" w:space="0" w:color="000000"/>
+              </w:pBdr>
+              <w:spacing w:after="100" w:before="100" w:line="240"/>
+              <w:ind w:left="100" w:right="100" w:firstLine="0" w:firstLineChars="0"/>
+              <w:rPr>
+                <w:rFonts w:ascii="Helvetica" w:hAnsi="Helvetica" w:eastAsia="Helvetica" w:cs="Helvetica"/>
+                <w:i w:val="false"/>
+                <w:b w:val="false"/>
+                <w:u w:val="none"/>
+                <w:sz w:val="22"/>
+                <w:szCs w:val="22"/>
+                <w:color w:val="000000"/>
+              </w:rPr>
+            </w:pPr>
+            <w:r>
+              <w:rPr>
+                <w:rFonts w:ascii="Helvetica" w:hAnsi="Helvetica" w:eastAsia="Helvetica" w:cs="Helvetica"/>
+                <w:i w:val="false"/>
+                <w:b w:val="false"/>
+                <w:u w:val="none"/>
+                <w:sz w:val="22"/>
+                <w:szCs w:val="22"/>
+                <w:color w:val="000000"/>
+              </w:rPr>
+              <w:t xml:space="preserve">-9.0, 3.5</w:t>
+            </w:r>
+          </w:p>
+        </w:tc>
+        <w:tc>
+          <w:tcPr>
+            <w:tcBorders>
+              <w:bottom w:val="none" w:sz="0" w:space="0" w:color="000000"/>
+              <w:top w:val="none" w:sz="0" w:space="0" w:color="000000"/>
+              <w:left w:val="none" w:sz="0" w:space="0" w:color="000000"/>
+              <w:right w:val="none" w:sz="0" w:space="0" w:color="000000"/>
+            </w:tcBorders>
+            <w:shd w:val="clear" w:color="auto" w:fill="FFFFFF"/>
+            <w:tcMar>
+              <w:top w:w="0" w:type="dxa"/>
+              <w:bottom w:w="0" w:type="dxa"/>
+              <w:left w:w="0" w:type="dxa"/>
+              <w:right w:w="0" w:type="dxa"/>
+            </w:tcMar>
+            <w:vAlign w:val="top"/>
+          </w:tcPr>
+          <w:p>
+            <w:pPr>
+              <w:pStyle w:val="Normal"/>
+              <w:jc w:val="center"/>
+              <w:pBdr>
+                <w:bottom w:val="none" w:sz="0" w:space="0" w:color="000000"/>
+                <w:top w:val="none" w:sz="0" w:space="0" w:color="000000"/>
+                <w:left w:val="none" w:sz="0" w:space="0" w:color="000000"/>
+                <w:right w:val="none" w:sz="0" w:space="0" w:color="000000"/>
+              </w:pBdr>
+              <w:spacing w:after="100" w:before="100" w:line="240"/>
+              <w:ind w:left="100" w:right="100" w:firstLine="0" w:firstLineChars="0"/>
+              <w:rPr>
+                <w:rFonts w:ascii="Helvetica" w:hAnsi="Helvetica" w:eastAsia="Helvetica" w:cs="Helvetica"/>
+                <w:i w:val="false"/>
+                <w:b w:val="false"/>
+                <w:u w:val="none"/>
+                <w:sz w:val="22"/>
+                <w:szCs w:val="22"/>
+                <w:color w:val="000000"/>
+              </w:rPr>
+            </w:pPr>
+            <w:r>
+              <w:rPr>
+                <w:rFonts w:ascii="Helvetica" w:hAnsi="Helvetica" w:eastAsia="Helvetica" w:cs="Helvetica"/>
+                <w:i w:val="false"/>
+                <w:b w:val="false"/>
+                <w:u w:val="none"/>
+                <w:sz w:val="22"/>
+                <w:szCs w:val="22"/>
+                <w:color w:val="000000"/>
+              </w:rPr>
+              <w:t xml:space="preserve">0.382</w:t>
             </w:r>
           </w:p>
         </w:tc>
@@ -4458,113 +4458,113 @@
                 <w:szCs w:val="22"/>
                 <w:color w:val="000000"/>
               </w:rPr>
-              <w:t xml:space="preserve">-0.04</w:t>
-            </w:r>
-          </w:p>
-        </w:tc>
-        <w:tc>
-          <w:tcPr>
-            <w:tcBorders>
-              <w:bottom w:val="none" w:sz="0" w:space="0" w:color="000000"/>
-              <w:top w:val="none" w:sz="0" w:space="0" w:color="000000"/>
-              <w:left w:val="none" w:sz="0" w:space="0" w:color="000000"/>
-              <w:right w:val="none" w:sz="0" w:space="0" w:color="000000"/>
-            </w:tcBorders>
-            <w:shd w:val="clear" w:color="auto" w:fill="FFFFFF"/>
-            <w:tcMar>
-              <w:top w:w="0" w:type="dxa"/>
-              <w:bottom w:w="0" w:type="dxa"/>
-              <w:left w:w="0" w:type="dxa"/>
-              <w:right w:w="0" w:type="dxa"/>
-            </w:tcMar>
-            <w:vAlign w:val="top"/>
-          </w:tcPr>
-          <w:p>
-            <w:pPr>
-              <w:pStyle w:val="Normal"/>
-              <w:jc w:val="center"/>
-              <w:pBdr>
-                <w:bottom w:val="none" w:sz="0" w:space="0" w:color="000000"/>
-                <w:top w:val="none" w:sz="0" w:space="0" w:color="000000"/>
-                <w:left w:val="none" w:sz="0" w:space="0" w:color="000000"/>
-                <w:right w:val="none" w:sz="0" w:space="0" w:color="000000"/>
-              </w:pBdr>
-              <w:spacing w:after="100" w:before="100" w:line="240"/>
-              <w:ind w:left="100" w:right="100" w:firstLine="0" w:firstLineChars="0"/>
-              <w:rPr>
-                <w:rFonts w:ascii="Helvetica" w:hAnsi="Helvetica" w:eastAsia="Helvetica" w:cs="Helvetica"/>
-                <w:i w:val="false"/>
-                <w:b w:val="false"/>
-                <w:u w:val="none"/>
-                <w:sz w:val="22"/>
-                <w:szCs w:val="22"/>
-                <w:color w:val="000000"/>
-              </w:rPr>
-            </w:pPr>
-            <w:r>
-              <w:rPr>
-                <w:rFonts w:ascii="Helvetica" w:hAnsi="Helvetica" w:eastAsia="Helvetica" w:cs="Helvetica"/>
-                <w:i w:val="false"/>
-                <w:b w:val="false"/>
-                <w:u w:val="none"/>
-                <w:sz w:val="22"/>
-                <w:szCs w:val="22"/>
-                <w:color w:val="000000"/>
-              </w:rPr>
-              <w:t xml:space="preserve">-0.79, 0.71</w:t>
-            </w:r>
-          </w:p>
-        </w:tc>
-        <w:tc>
-          <w:tcPr>
-            <w:tcBorders>
-              <w:bottom w:val="none" w:sz="0" w:space="0" w:color="000000"/>
-              <w:top w:val="none" w:sz="0" w:space="0" w:color="000000"/>
-              <w:left w:val="none" w:sz="0" w:space="0" w:color="000000"/>
-              <w:right w:val="none" w:sz="0" w:space="0" w:color="000000"/>
-            </w:tcBorders>
-            <w:shd w:val="clear" w:color="auto" w:fill="FFFFFF"/>
-            <w:tcMar>
-              <w:top w:w="0" w:type="dxa"/>
-              <w:bottom w:w="0" w:type="dxa"/>
-              <w:left w:w="0" w:type="dxa"/>
-              <w:right w:w="0" w:type="dxa"/>
-            </w:tcMar>
-            <w:vAlign w:val="top"/>
-          </w:tcPr>
-          <w:p>
-            <w:pPr>
-              <w:pStyle w:val="Normal"/>
-              <w:jc w:val="center"/>
-              <w:pBdr>
-                <w:bottom w:val="none" w:sz="0" w:space="0" w:color="000000"/>
-                <w:top w:val="none" w:sz="0" w:space="0" w:color="000000"/>
-                <w:left w:val="none" w:sz="0" w:space="0" w:color="000000"/>
-                <w:right w:val="none" w:sz="0" w:space="0" w:color="000000"/>
-              </w:pBdr>
-              <w:spacing w:after="100" w:before="100" w:line="240"/>
-              <w:ind w:left="100" w:right="100" w:firstLine="0" w:firstLineChars="0"/>
-              <w:rPr>
-                <w:rFonts w:ascii="Helvetica" w:hAnsi="Helvetica" w:eastAsia="Helvetica" w:cs="Helvetica"/>
-                <w:i w:val="false"/>
-                <w:b w:val="false"/>
-                <w:u w:val="none"/>
-                <w:sz w:val="22"/>
-                <w:szCs w:val="22"/>
-                <w:color w:val="000000"/>
-              </w:rPr>
-            </w:pPr>
-            <w:r>
-              <w:rPr>
-                <w:rFonts w:ascii="Helvetica" w:hAnsi="Helvetica" w:eastAsia="Helvetica" w:cs="Helvetica"/>
-                <w:i w:val="false"/>
-                <w:b w:val="false"/>
-                <w:u w:val="none"/>
-                <w:sz w:val="22"/>
-                <w:szCs w:val="22"/>
-                <w:color w:val="000000"/>
-              </w:rPr>
-              <w:t xml:space="preserve">0.916</w:t>
+              <w:t xml:space="preserve">0.00</w:t>
+            </w:r>
+          </w:p>
+        </w:tc>
+        <w:tc>
+          <w:tcPr>
+            <w:tcBorders>
+              <w:bottom w:val="none" w:sz="0" w:space="0" w:color="000000"/>
+              <w:top w:val="none" w:sz="0" w:space="0" w:color="000000"/>
+              <w:left w:val="none" w:sz="0" w:space="0" w:color="000000"/>
+              <w:right w:val="none" w:sz="0" w:space="0" w:color="000000"/>
+            </w:tcBorders>
+            <w:shd w:val="clear" w:color="auto" w:fill="FFFFFF"/>
+            <w:tcMar>
+              <w:top w:w="0" w:type="dxa"/>
+              <w:bottom w:w="0" w:type="dxa"/>
+              <w:left w:w="0" w:type="dxa"/>
+              <w:right w:w="0" w:type="dxa"/>
+            </w:tcMar>
+            <w:vAlign w:val="top"/>
+          </w:tcPr>
+          <w:p>
+            <w:pPr>
+              <w:pStyle w:val="Normal"/>
+              <w:jc w:val="center"/>
+              <w:pBdr>
+                <w:bottom w:val="none" w:sz="0" w:space="0" w:color="000000"/>
+                <w:top w:val="none" w:sz="0" w:space="0" w:color="000000"/>
+                <w:left w:val="none" w:sz="0" w:space="0" w:color="000000"/>
+                <w:right w:val="none" w:sz="0" w:space="0" w:color="000000"/>
+              </w:pBdr>
+              <w:spacing w:after="100" w:before="100" w:line="240"/>
+              <w:ind w:left="100" w:right="100" w:firstLine="0" w:firstLineChars="0"/>
+              <w:rPr>
+                <w:rFonts w:ascii="Helvetica" w:hAnsi="Helvetica" w:eastAsia="Helvetica" w:cs="Helvetica"/>
+                <w:i w:val="false"/>
+                <w:b w:val="false"/>
+                <w:u w:val="none"/>
+                <w:sz w:val="22"/>
+                <w:szCs w:val="22"/>
+                <w:color w:val="000000"/>
+              </w:rPr>
+            </w:pPr>
+            <w:r>
+              <w:rPr>
+                <w:rFonts w:ascii="Helvetica" w:hAnsi="Helvetica" w:eastAsia="Helvetica" w:cs="Helvetica"/>
+                <w:i w:val="false"/>
+                <w:b w:val="false"/>
+                <w:u w:val="none"/>
+                <w:sz w:val="22"/>
+                <w:szCs w:val="22"/>
+                <w:color w:val="000000"/>
+              </w:rPr>
+              <w:t xml:space="preserve">-0.77, 0.76</w:t>
+            </w:r>
+          </w:p>
+        </w:tc>
+        <w:tc>
+          <w:tcPr>
+            <w:tcBorders>
+              <w:bottom w:val="none" w:sz="0" w:space="0" w:color="000000"/>
+              <w:top w:val="none" w:sz="0" w:space="0" w:color="000000"/>
+              <w:left w:val="none" w:sz="0" w:space="0" w:color="000000"/>
+              <w:right w:val="none" w:sz="0" w:space="0" w:color="000000"/>
+            </w:tcBorders>
+            <w:shd w:val="clear" w:color="auto" w:fill="FFFFFF"/>
+            <w:tcMar>
+              <w:top w:w="0" w:type="dxa"/>
+              <w:bottom w:w="0" w:type="dxa"/>
+              <w:left w:w="0" w:type="dxa"/>
+              <w:right w:w="0" w:type="dxa"/>
+            </w:tcMar>
+            <w:vAlign w:val="top"/>
+          </w:tcPr>
+          <w:p>
+            <w:pPr>
+              <w:pStyle w:val="Normal"/>
+              <w:jc w:val="center"/>
+              <w:pBdr>
+                <w:bottom w:val="none" w:sz="0" w:space="0" w:color="000000"/>
+                <w:top w:val="none" w:sz="0" w:space="0" w:color="000000"/>
+                <w:left w:val="none" w:sz="0" w:space="0" w:color="000000"/>
+                <w:right w:val="none" w:sz="0" w:space="0" w:color="000000"/>
+              </w:pBdr>
+              <w:spacing w:after="100" w:before="100" w:line="240"/>
+              <w:ind w:left="100" w:right="100" w:firstLine="0" w:firstLineChars="0"/>
+              <w:rPr>
+                <w:rFonts w:ascii="Helvetica" w:hAnsi="Helvetica" w:eastAsia="Helvetica" w:cs="Helvetica"/>
+                <w:i w:val="false"/>
+                <w:b w:val="false"/>
+                <w:u w:val="none"/>
+                <w:sz w:val="22"/>
+                <w:szCs w:val="22"/>
+                <w:color w:val="000000"/>
+              </w:rPr>
+            </w:pPr>
+            <w:r>
+              <w:rPr>
+                <w:rFonts w:ascii="Helvetica" w:hAnsi="Helvetica" w:eastAsia="Helvetica" w:cs="Helvetica"/>
+                <w:i w:val="false"/>
+                <w:b w:val="false"/>
+                <w:u w:val="none"/>
+                <w:sz w:val="22"/>
+                <w:szCs w:val="22"/>
+                <w:color w:val="000000"/>
+              </w:rPr>
+              <w:t xml:space="preserve">0.996</w:t>
             </w:r>
           </w:p>
         </w:tc>
@@ -5537,7 +5537,7 @@
       </w:tr>
       <w:tr>
         <w:trPr>
-          <w:trHeight w:val="597" w:hRule="auto"/>
+          <w:trHeight w:val="598" w:hRule="auto"/>
         </w:trPr>
         body11
         <w:tc>
@@ -5960,60 +5960,60 @@
                 <w:szCs w:val="22"/>
                 <w:color w:val="000000"/>
               </w:rPr>
-              <w:t xml:space="preserve">-5.7, 3.1</w:t>
-            </w:r>
-          </w:p>
-        </w:tc>
-        <w:tc>
-          <w:tcPr>
-            <w:tcBorders>
-              <w:bottom w:val="none" w:sz="0" w:space="0" w:color="000000"/>
-              <w:top w:val="none" w:sz="0" w:space="0" w:color="000000"/>
-              <w:left w:val="none" w:sz="0" w:space="0" w:color="000000"/>
-              <w:right w:val="none" w:sz="0" w:space="0" w:color="000000"/>
-            </w:tcBorders>
-            <w:shd w:val="clear" w:color="auto" w:fill="FFFFFF"/>
-            <w:tcMar>
-              <w:top w:w="0" w:type="dxa"/>
-              <w:bottom w:w="0" w:type="dxa"/>
-              <w:left w:w="0" w:type="dxa"/>
-              <w:right w:w="0" w:type="dxa"/>
-            </w:tcMar>
-            <w:vAlign w:val="top"/>
-          </w:tcPr>
-          <w:p>
-            <w:pPr>
-              <w:pStyle w:val="Normal"/>
-              <w:jc w:val="center"/>
-              <w:pBdr>
-                <w:bottom w:val="none" w:sz="0" w:space="0" w:color="000000"/>
-                <w:top w:val="none" w:sz="0" w:space="0" w:color="000000"/>
-                <w:left w:val="none" w:sz="0" w:space="0" w:color="000000"/>
-                <w:right w:val="none" w:sz="0" w:space="0" w:color="000000"/>
-              </w:pBdr>
-              <w:spacing w:after="100" w:before="100" w:line="240"/>
-              <w:ind w:left="100" w:right="100" w:firstLine="0" w:firstLineChars="0"/>
-              <w:rPr>
-                <w:rFonts w:ascii="Helvetica" w:hAnsi="Helvetica" w:eastAsia="Helvetica" w:cs="Helvetica"/>
-                <w:i w:val="false"/>
-                <w:b w:val="false"/>
-                <w:u w:val="none"/>
-                <w:sz w:val="22"/>
-                <w:szCs w:val="22"/>
-                <w:color w:val="000000"/>
-              </w:rPr>
-            </w:pPr>
-            <w:r>
-              <w:rPr>
-                <w:rFonts w:ascii="Helvetica" w:hAnsi="Helvetica" w:eastAsia="Helvetica" w:cs="Helvetica"/>
-                <w:i w:val="false"/>
-                <w:b w:val="false"/>
-                <w:u w:val="none"/>
-                <w:sz w:val="22"/>
-                <w:szCs w:val="22"/>
-                <w:color w:val="000000"/>
-              </w:rPr>
-              <w:t xml:space="preserve">0.555</w:t>
+              <w:t xml:space="preserve">-5.7, 3.2</w:t>
+            </w:r>
+          </w:p>
+        </w:tc>
+        <w:tc>
+          <w:tcPr>
+            <w:tcBorders>
+              <w:bottom w:val="none" w:sz="0" w:space="0" w:color="000000"/>
+              <w:top w:val="none" w:sz="0" w:space="0" w:color="000000"/>
+              <w:left w:val="none" w:sz="0" w:space="0" w:color="000000"/>
+              <w:right w:val="none" w:sz="0" w:space="0" w:color="000000"/>
+            </w:tcBorders>
+            <w:shd w:val="clear" w:color="auto" w:fill="FFFFFF"/>
+            <w:tcMar>
+              <w:top w:w="0" w:type="dxa"/>
+              <w:bottom w:w="0" w:type="dxa"/>
+              <w:left w:w="0" w:type="dxa"/>
+              <w:right w:w="0" w:type="dxa"/>
+            </w:tcMar>
+            <w:vAlign w:val="top"/>
+          </w:tcPr>
+          <w:p>
+            <w:pPr>
+              <w:pStyle w:val="Normal"/>
+              <w:jc w:val="center"/>
+              <w:pBdr>
+                <w:bottom w:val="none" w:sz="0" w:space="0" w:color="000000"/>
+                <w:top w:val="none" w:sz="0" w:space="0" w:color="000000"/>
+                <w:left w:val="none" w:sz="0" w:space="0" w:color="000000"/>
+                <w:right w:val="none" w:sz="0" w:space="0" w:color="000000"/>
+              </w:pBdr>
+              <w:spacing w:after="100" w:before="100" w:line="240"/>
+              <w:ind w:left="100" w:right="100" w:firstLine="0" w:firstLineChars="0"/>
+              <w:rPr>
+                <w:rFonts w:ascii="Helvetica" w:hAnsi="Helvetica" w:eastAsia="Helvetica" w:cs="Helvetica"/>
+                <w:i w:val="false"/>
+                <w:b w:val="false"/>
+                <w:u w:val="none"/>
+                <w:sz w:val="22"/>
+                <w:szCs w:val="22"/>
+                <w:color w:val="000000"/>
+              </w:rPr>
+            </w:pPr>
+            <w:r>
+              <w:rPr>
+                <w:rFonts w:ascii="Helvetica" w:hAnsi="Helvetica" w:eastAsia="Helvetica" w:cs="Helvetica"/>
+                <w:i w:val="false"/>
+                <w:b w:val="false"/>
+                <w:u w:val="none"/>
+                <w:sz w:val="22"/>
+                <w:szCs w:val="22"/>
+                <w:color w:val="000000"/>
+              </w:rPr>
+              <w:t xml:space="preserve">0.577</w:t>
             </w:r>
           </w:p>
         </w:tc>
@@ -7356,113 +7356,113 @@
                 <w:szCs w:val="22"/>
                 <w:color w:val="000000"/>
               </w:rPr>
-              <w:t xml:space="preserve">-0.36</w:t>
-            </w:r>
-          </w:p>
-        </w:tc>
-        <w:tc>
-          <w:tcPr>
-            <w:tcBorders>
-              <w:bottom w:val="none" w:sz="0" w:space="0" w:color="000000"/>
-              <w:top w:val="none" w:sz="0" w:space="0" w:color="000000"/>
-              <w:left w:val="none" w:sz="0" w:space="0" w:color="000000"/>
-              <w:right w:val="none" w:sz="0" w:space="0" w:color="000000"/>
-            </w:tcBorders>
-            <w:shd w:val="clear" w:color="auto" w:fill="FFFFFF"/>
-            <w:tcMar>
-              <w:top w:w="0" w:type="dxa"/>
-              <w:bottom w:w="0" w:type="dxa"/>
-              <w:left w:w="0" w:type="dxa"/>
-              <w:right w:w="0" w:type="dxa"/>
-            </w:tcMar>
-            <w:vAlign w:val="top"/>
-          </w:tcPr>
-          <w:p>
-            <w:pPr>
-              <w:pStyle w:val="Normal"/>
-              <w:jc w:val="center"/>
-              <w:pBdr>
-                <w:bottom w:val="none" w:sz="0" w:space="0" w:color="000000"/>
-                <w:top w:val="none" w:sz="0" w:space="0" w:color="000000"/>
-                <w:left w:val="none" w:sz="0" w:space="0" w:color="000000"/>
-                <w:right w:val="none" w:sz="0" w:space="0" w:color="000000"/>
-              </w:pBdr>
-              <w:spacing w:after="100" w:before="100" w:line="240"/>
-              <w:ind w:left="100" w:right="100" w:firstLine="0" w:firstLineChars="0"/>
-              <w:rPr>
-                <w:rFonts w:ascii="Helvetica" w:hAnsi="Helvetica" w:eastAsia="Helvetica" w:cs="Helvetica"/>
-                <w:i w:val="false"/>
-                <w:b w:val="false"/>
-                <w:u w:val="none"/>
-                <w:sz w:val="22"/>
-                <w:szCs w:val="22"/>
-                <w:color w:val="000000"/>
-              </w:rPr>
-            </w:pPr>
-            <w:r>
-              <w:rPr>
-                <w:rFonts w:ascii="Helvetica" w:hAnsi="Helvetica" w:eastAsia="Helvetica" w:cs="Helvetica"/>
-                <w:i w:val="false"/>
-                <w:b w:val="false"/>
-                <w:u w:val="none"/>
-                <w:sz w:val="22"/>
-                <w:szCs w:val="22"/>
-                <w:color w:val="000000"/>
-              </w:rPr>
-              <w:t xml:space="preserve">-10, 9.8</w:t>
-            </w:r>
-          </w:p>
-        </w:tc>
-        <w:tc>
-          <w:tcPr>
-            <w:tcBorders>
-              <w:bottom w:val="none" w:sz="0" w:space="0" w:color="000000"/>
-              <w:top w:val="none" w:sz="0" w:space="0" w:color="000000"/>
-              <w:left w:val="none" w:sz="0" w:space="0" w:color="000000"/>
-              <w:right w:val="none" w:sz="0" w:space="0" w:color="000000"/>
-            </w:tcBorders>
-            <w:shd w:val="clear" w:color="auto" w:fill="FFFFFF"/>
-            <w:tcMar>
-              <w:top w:w="0" w:type="dxa"/>
-              <w:bottom w:w="0" w:type="dxa"/>
-              <w:left w:w="0" w:type="dxa"/>
-              <w:right w:w="0" w:type="dxa"/>
-            </w:tcMar>
-            <w:vAlign w:val="top"/>
-          </w:tcPr>
-          <w:p>
-            <w:pPr>
-              <w:pStyle w:val="Normal"/>
-              <w:jc w:val="center"/>
-              <w:pBdr>
-                <w:bottom w:val="none" w:sz="0" w:space="0" w:color="000000"/>
-                <w:top w:val="none" w:sz="0" w:space="0" w:color="000000"/>
-                <w:left w:val="none" w:sz="0" w:space="0" w:color="000000"/>
-                <w:right w:val="none" w:sz="0" w:space="0" w:color="000000"/>
-              </w:pBdr>
-              <w:spacing w:after="100" w:before="100" w:line="240"/>
-              <w:ind w:left="100" w:right="100" w:firstLine="0" w:firstLineChars="0"/>
-              <w:rPr>
-                <w:rFonts w:ascii="Helvetica" w:hAnsi="Helvetica" w:eastAsia="Helvetica" w:cs="Helvetica"/>
-                <w:i w:val="false"/>
-                <w:b w:val="false"/>
-                <w:u w:val="none"/>
-                <w:sz w:val="22"/>
-                <w:szCs w:val="22"/>
-                <w:color w:val="000000"/>
-              </w:rPr>
-            </w:pPr>
-            <w:r>
-              <w:rPr>
-                <w:rFonts w:ascii="Helvetica" w:hAnsi="Helvetica" w:eastAsia="Helvetica" w:cs="Helvetica"/>
-                <w:i w:val="false"/>
-                <w:b w:val="false"/>
-                <w:u w:val="none"/>
-                <w:sz w:val="22"/>
-                <w:szCs w:val="22"/>
-                <w:color w:val="000000"/>
-              </w:rPr>
-              <w:t xml:space="preserve">0.945</w:t>
+              <w:t xml:space="preserve">-0.96</w:t>
+            </w:r>
+          </w:p>
+        </w:tc>
+        <w:tc>
+          <w:tcPr>
+            <w:tcBorders>
+              <w:bottom w:val="none" w:sz="0" w:space="0" w:color="000000"/>
+              <w:top w:val="none" w:sz="0" w:space="0" w:color="000000"/>
+              <w:left w:val="none" w:sz="0" w:space="0" w:color="000000"/>
+              <w:right w:val="none" w:sz="0" w:space="0" w:color="000000"/>
+            </w:tcBorders>
+            <w:shd w:val="clear" w:color="auto" w:fill="FFFFFF"/>
+            <w:tcMar>
+              <w:top w:w="0" w:type="dxa"/>
+              <w:bottom w:w="0" w:type="dxa"/>
+              <w:left w:w="0" w:type="dxa"/>
+              <w:right w:w="0" w:type="dxa"/>
+            </w:tcMar>
+            <w:vAlign w:val="top"/>
+          </w:tcPr>
+          <w:p>
+            <w:pPr>
+              <w:pStyle w:val="Normal"/>
+              <w:jc w:val="center"/>
+              <w:pBdr>
+                <w:bottom w:val="none" w:sz="0" w:space="0" w:color="000000"/>
+                <w:top w:val="none" w:sz="0" w:space="0" w:color="000000"/>
+                <w:left w:val="none" w:sz="0" w:space="0" w:color="000000"/>
+                <w:right w:val="none" w:sz="0" w:space="0" w:color="000000"/>
+              </w:pBdr>
+              <w:spacing w:after="100" w:before="100" w:line="240"/>
+              <w:ind w:left="100" w:right="100" w:firstLine="0" w:firstLineChars="0"/>
+              <w:rPr>
+                <w:rFonts w:ascii="Helvetica" w:hAnsi="Helvetica" w:eastAsia="Helvetica" w:cs="Helvetica"/>
+                <w:i w:val="false"/>
+                <w:b w:val="false"/>
+                <w:u w:val="none"/>
+                <w:sz w:val="22"/>
+                <w:szCs w:val="22"/>
+                <w:color w:val="000000"/>
+              </w:rPr>
+            </w:pPr>
+            <w:r>
+              <w:rPr>
+                <w:rFonts w:ascii="Helvetica" w:hAnsi="Helvetica" w:eastAsia="Helvetica" w:cs="Helvetica"/>
+                <w:i w:val="false"/>
+                <w:b w:val="false"/>
+                <w:u w:val="none"/>
+                <w:sz w:val="22"/>
+                <w:szCs w:val="22"/>
+                <w:color w:val="000000"/>
+              </w:rPr>
+              <w:t xml:space="preserve">-11, 9.4</w:t>
+            </w:r>
+          </w:p>
+        </w:tc>
+        <w:tc>
+          <w:tcPr>
+            <w:tcBorders>
+              <w:bottom w:val="none" w:sz="0" w:space="0" w:color="000000"/>
+              <w:top w:val="none" w:sz="0" w:space="0" w:color="000000"/>
+              <w:left w:val="none" w:sz="0" w:space="0" w:color="000000"/>
+              <w:right w:val="none" w:sz="0" w:space="0" w:color="000000"/>
+            </w:tcBorders>
+            <w:shd w:val="clear" w:color="auto" w:fill="FFFFFF"/>
+            <w:tcMar>
+              <w:top w:w="0" w:type="dxa"/>
+              <w:bottom w:w="0" w:type="dxa"/>
+              <w:left w:w="0" w:type="dxa"/>
+              <w:right w:w="0" w:type="dxa"/>
+            </w:tcMar>
+            <w:vAlign w:val="top"/>
+          </w:tcPr>
+          <w:p>
+            <w:pPr>
+              <w:pStyle w:val="Normal"/>
+              <w:jc w:val="center"/>
+              <w:pBdr>
+                <w:bottom w:val="none" w:sz="0" w:space="0" w:color="000000"/>
+                <w:top w:val="none" w:sz="0" w:space="0" w:color="000000"/>
+                <w:left w:val="none" w:sz="0" w:space="0" w:color="000000"/>
+                <w:right w:val="none" w:sz="0" w:space="0" w:color="000000"/>
+              </w:pBdr>
+              <w:spacing w:after="100" w:before="100" w:line="240"/>
+              <w:ind w:left="100" w:right="100" w:firstLine="0" w:firstLineChars="0"/>
+              <w:rPr>
+                <w:rFonts w:ascii="Helvetica" w:hAnsi="Helvetica" w:eastAsia="Helvetica" w:cs="Helvetica"/>
+                <w:i w:val="false"/>
+                <w:b w:val="false"/>
+                <w:u w:val="none"/>
+                <w:sz w:val="22"/>
+                <w:szCs w:val="22"/>
+                <w:color w:val="000000"/>
+              </w:rPr>
+            </w:pPr>
+            <w:r>
+              <w:rPr>
+                <w:rFonts w:ascii="Helvetica" w:hAnsi="Helvetica" w:eastAsia="Helvetica" w:cs="Helvetica"/>
+                <w:i w:val="false"/>
+                <w:b w:val="false"/>
+                <w:u w:val="none"/>
+                <w:sz w:val="22"/>
+                <w:szCs w:val="22"/>
+                <w:color w:val="000000"/>
+              </w:rPr>
+              <w:t xml:space="preserve">0.854</w:t>
             </w:r>
           </w:p>
         </w:tc>
@@ -7839,113 +7839,113 @@
                 <w:szCs w:val="22"/>
                 <w:color w:val="000000"/>
               </w:rPr>
-              <w:t xml:space="preserve">3.9</w:t>
-            </w:r>
-          </w:p>
-        </w:tc>
-        <w:tc>
-          <w:tcPr>
-            <w:tcBorders>
-              <w:bottom w:val="none" w:sz="0" w:space="0" w:color="000000"/>
-              <w:top w:val="none" w:sz="0" w:space="0" w:color="000000"/>
-              <w:left w:val="none" w:sz="0" w:space="0" w:color="000000"/>
-              <w:right w:val="none" w:sz="0" w:space="0" w:color="000000"/>
-            </w:tcBorders>
-            <w:shd w:val="clear" w:color="auto" w:fill="FFFFFF"/>
-            <w:tcMar>
-              <w:top w:w="0" w:type="dxa"/>
-              <w:bottom w:w="0" w:type="dxa"/>
-              <w:left w:w="0" w:type="dxa"/>
-              <w:right w:w="0" w:type="dxa"/>
-            </w:tcMar>
-            <w:vAlign w:val="top"/>
-          </w:tcPr>
-          <w:p>
-            <w:pPr>
-              <w:pStyle w:val="Normal"/>
-              <w:jc w:val="center"/>
-              <w:pBdr>
-                <w:bottom w:val="none" w:sz="0" w:space="0" w:color="000000"/>
-                <w:top w:val="none" w:sz="0" w:space="0" w:color="000000"/>
-                <w:left w:val="none" w:sz="0" w:space="0" w:color="000000"/>
-                <w:right w:val="none" w:sz="0" w:space="0" w:color="000000"/>
-              </w:pBdr>
-              <w:spacing w:after="100" w:before="100" w:line="240"/>
-              <w:ind w:left="100" w:right="100" w:firstLine="0" w:firstLineChars="0"/>
-              <w:rPr>
-                <w:rFonts w:ascii="Helvetica" w:hAnsi="Helvetica" w:eastAsia="Helvetica" w:cs="Helvetica"/>
-                <w:i w:val="false"/>
-                <w:b w:val="false"/>
-                <w:u w:val="none"/>
-                <w:sz w:val="22"/>
-                <w:szCs w:val="22"/>
-                <w:color w:val="000000"/>
-              </w:rPr>
-            </w:pPr>
-            <w:r>
-              <w:rPr>
-                <w:rFonts w:ascii="Helvetica" w:hAnsi="Helvetica" w:eastAsia="Helvetica" w:cs="Helvetica"/>
-                <w:i w:val="false"/>
-                <w:b w:val="false"/>
-                <w:u w:val="none"/>
-                <w:sz w:val="22"/>
-                <w:szCs w:val="22"/>
-                <w:color w:val="000000"/>
-              </w:rPr>
-              <w:t xml:space="preserve">-8.3, 16</w:t>
-            </w:r>
-          </w:p>
-        </w:tc>
-        <w:tc>
-          <w:tcPr>
-            <w:tcBorders>
-              <w:bottom w:val="none" w:sz="0" w:space="0" w:color="000000"/>
-              <w:top w:val="none" w:sz="0" w:space="0" w:color="000000"/>
-              <w:left w:val="none" w:sz="0" w:space="0" w:color="000000"/>
-              <w:right w:val="none" w:sz="0" w:space="0" w:color="000000"/>
-            </w:tcBorders>
-            <w:shd w:val="clear" w:color="auto" w:fill="FFFFFF"/>
-            <w:tcMar>
-              <w:top w:w="0" w:type="dxa"/>
-              <w:bottom w:w="0" w:type="dxa"/>
-              <w:left w:w="0" w:type="dxa"/>
-              <w:right w:w="0" w:type="dxa"/>
-            </w:tcMar>
-            <w:vAlign w:val="top"/>
-          </w:tcPr>
-          <w:p>
-            <w:pPr>
-              <w:pStyle w:val="Normal"/>
-              <w:jc w:val="center"/>
-              <w:pBdr>
-                <w:bottom w:val="none" w:sz="0" w:space="0" w:color="000000"/>
-                <w:top w:val="none" w:sz="0" w:space="0" w:color="000000"/>
-                <w:left w:val="none" w:sz="0" w:space="0" w:color="000000"/>
-                <w:right w:val="none" w:sz="0" w:space="0" w:color="000000"/>
-              </w:pBdr>
-              <w:spacing w:after="100" w:before="100" w:line="240"/>
-              <w:ind w:left="100" w:right="100" w:firstLine="0" w:firstLineChars="0"/>
-              <w:rPr>
-                <w:rFonts w:ascii="Helvetica" w:hAnsi="Helvetica" w:eastAsia="Helvetica" w:cs="Helvetica"/>
-                <w:i w:val="false"/>
-                <w:b w:val="false"/>
-                <w:u w:val="none"/>
-                <w:sz w:val="22"/>
-                <w:szCs w:val="22"/>
-                <w:color w:val="000000"/>
-              </w:rPr>
-            </w:pPr>
-            <w:r>
-              <w:rPr>
-                <w:rFonts w:ascii="Helvetica" w:hAnsi="Helvetica" w:eastAsia="Helvetica" w:cs="Helvetica"/>
-                <w:i w:val="false"/>
-                <w:b w:val="false"/>
-                <w:u w:val="none"/>
-                <w:sz w:val="22"/>
-                <w:szCs w:val="22"/>
-                <w:color w:val="000000"/>
-              </w:rPr>
-              <w:t xml:space="preserve">0.530</w:t>
+              <w:t xml:space="preserve">3.4</w:t>
+            </w:r>
+          </w:p>
+        </w:tc>
+        <w:tc>
+          <w:tcPr>
+            <w:tcBorders>
+              <w:bottom w:val="none" w:sz="0" w:space="0" w:color="000000"/>
+              <w:top w:val="none" w:sz="0" w:space="0" w:color="000000"/>
+              <w:left w:val="none" w:sz="0" w:space="0" w:color="000000"/>
+              <w:right w:val="none" w:sz="0" w:space="0" w:color="000000"/>
+            </w:tcBorders>
+            <w:shd w:val="clear" w:color="auto" w:fill="FFFFFF"/>
+            <w:tcMar>
+              <w:top w:w="0" w:type="dxa"/>
+              <w:bottom w:w="0" w:type="dxa"/>
+              <w:left w:w="0" w:type="dxa"/>
+              <w:right w:w="0" w:type="dxa"/>
+            </w:tcMar>
+            <w:vAlign w:val="top"/>
+          </w:tcPr>
+          <w:p>
+            <w:pPr>
+              <w:pStyle w:val="Normal"/>
+              <w:jc w:val="center"/>
+              <w:pBdr>
+                <w:bottom w:val="none" w:sz="0" w:space="0" w:color="000000"/>
+                <w:top w:val="none" w:sz="0" w:space="0" w:color="000000"/>
+                <w:left w:val="none" w:sz="0" w:space="0" w:color="000000"/>
+                <w:right w:val="none" w:sz="0" w:space="0" w:color="000000"/>
+              </w:pBdr>
+              <w:spacing w:after="100" w:before="100" w:line="240"/>
+              <w:ind w:left="100" w:right="100" w:firstLine="0" w:firstLineChars="0"/>
+              <w:rPr>
+                <w:rFonts w:ascii="Helvetica" w:hAnsi="Helvetica" w:eastAsia="Helvetica" w:cs="Helvetica"/>
+                <w:i w:val="false"/>
+                <w:b w:val="false"/>
+                <w:u w:val="none"/>
+                <w:sz w:val="22"/>
+                <w:szCs w:val="22"/>
+                <w:color w:val="000000"/>
+              </w:rPr>
+            </w:pPr>
+            <w:r>
+              <w:rPr>
+                <w:rFonts w:ascii="Helvetica" w:hAnsi="Helvetica" w:eastAsia="Helvetica" w:cs="Helvetica"/>
+                <w:i w:val="false"/>
+                <w:b w:val="false"/>
+                <w:u w:val="none"/>
+                <w:sz w:val="22"/>
+                <w:szCs w:val="22"/>
+                <w:color w:val="000000"/>
+              </w:rPr>
+              <w:t xml:space="preserve">-9.1, 16</w:t>
+            </w:r>
+          </w:p>
+        </w:tc>
+        <w:tc>
+          <w:tcPr>
+            <w:tcBorders>
+              <w:bottom w:val="none" w:sz="0" w:space="0" w:color="000000"/>
+              <w:top w:val="none" w:sz="0" w:space="0" w:color="000000"/>
+              <w:left w:val="none" w:sz="0" w:space="0" w:color="000000"/>
+              <w:right w:val="none" w:sz="0" w:space="0" w:color="000000"/>
+            </w:tcBorders>
+            <w:shd w:val="clear" w:color="auto" w:fill="FFFFFF"/>
+            <w:tcMar>
+              <w:top w:w="0" w:type="dxa"/>
+              <w:bottom w:w="0" w:type="dxa"/>
+              <w:left w:w="0" w:type="dxa"/>
+              <w:right w:w="0" w:type="dxa"/>
+            </w:tcMar>
+            <w:vAlign w:val="top"/>
+          </w:tcPr>
+          <w:p>
+            <w:pPr>
+              <w:pStyle w:val="Normal"/>
+              <w:jc w:val="center"/>
+              <w:pBdr>
+                <w:bottom w:val="none" w:sz="0" w:space="0" w:color="000000"/>
+                <w:top w:val="none" w:sz="0" w:space="0" w:color="000000"/>
+                <w:left w:val="none" w:sz="0" w:space="0" w:color="000000"/>
+                <w:right w:val="none" w:sz="0" w:space="0" w:color="000000"/>
+              </w:pBdr>
+              <w:spacing w:after="100" w:before="100" w:line="240"/>
+              <w:ind w:left="100" w:right="100" w:firstLine="0" w:firstLineChars="0"/>
+              <w:rPr>
+                <w:rFonts w:ascii="Helvetica" w:hAnsi="Helvetica" w:eastAsia="Helvetica" w:cs="Helvetica"/>
+                <w:i w:val="false"/>
+                <w:b w:val="false"/>
+                <w:u w:val="none"/>
+                <w:sz w:val="22"/>
+                <w:szCs w:val="22"/>
+                <w:color w:val="000000"/>
+              </w:rPr>
+            </w:pPr>
+            <w:r>
+              <w:rPr>
+                <w:rFonts w:ascii="Helvetica" w:hAnsi="Helvetica" w:eastAsia="Helvetica" w:cs="Helvetica"/>
+                <w:i w:val="false"/>
+                <w:b w:val="false"/>
+                <w:u w:val="none"/>
+                <w:sz w:val="22"/>
+                <w:szCs w:val="22"/>
+                <w:color w:val="000000"/>
+              </w:rPr>
+              <w:t xml:space="preserve">0.592</w:t>
             </w:r>
           </w:p>
         </w:tc>
@@ -8375,60 +8375,60 @@
                 <w:szCs w:val="22"/>
                 <w:color w:val="000000"/>
               </w:rPr>
-              <w:t xml:space="preserve">-0.38, 23</w:t>
-            </w:r>
-          </w:p>
-        </w:tc>
-        <w:tc>
-          <w:tcPr>
-            <w:tcBorders>
-              <w:bottom w:val="none" w:sz="0" w:space="0" w:color="000000"/>
-              <w:top w:val="none" w:sz="0" w:space="0" w:color="000000"/>
-              <w:left w:val="none" w:sz="0" w:space="0" w:color="000000"/>
-              <w:right w:val="none" w:sz="0" w:space="0" w:color="000000"/>
-            </w:tcBorders>
-            <w:shd w:val="clear" w:color="auto" w:fill="FFFFFF"/>
-            <w:tcMar>
-              <w:top w:w="0" w:type="dxa"/>
-              <w:bottom w:w="0" w:type="dxa"/>
-              <w:left w:w="0" w:type="dxa"/>
-              <w:right w:w="0" w:type="dxa"/>
-            </w:tcMar>
-            <w:vAlign w:val="top"/>
-          </w:tcPr>
-          <w:p>
-            <w:pPr>
-              <w:pStyle w:val="Normal"/>
-              <w:jc w:val="center"/>
-              <w:pBdr>
-                <w:bottom w:val="none" w:sz="0" w:space="0" w:color="000000"/>
-                <w:top w:val="none" w:sz="0" w:space="0" w:color="000000"/>
-                <w:left w:val="none" w:sz="0" w:space="0" w:color="000000"/>
-                <w:right w:val="none" w:sz="0" w:space="0" w:color="000000"/>
-              </w:pBdr>
-              <w:spacing w:after="100" w:before="100" w:line="240"/>
-              <w:ind w:left="100" w:right="100" w:firstLine="0" w:firstLineChars="0"/>
-              <w:rPr>
-                <w:rFonts w:ascii="Helvetica" w:hAnsi="Helvetica" w:eastAsia="Helvetica" w:cs="Helvetica"/>
-                <w:i w:val="false"/>
-                <w:b w:val="false"/>
-                <w:u w:val="none"/>
-                <w:sz w:val="22"/>
-                <w:szCs w:val="22"/>
-                <w:color w:val="000000"/>
-              </w:rPr>
-            </w:pPr>
-            <w:r>
-              <w:rPr>
-                <w:rFonts w:ascii="Helvetica" w:hAnsi="Helvetica" w:eastAsia="Helvetica" w:cs="Helvetica"/>
-                <w:i w:val="false"/>
-                <w:b w:val="false"/>
-                <w:u w:val="none"/>
-                <w:sz w:val="22"/>
-                <w:szCs w:val="22"/>
-                <w:color w:val="000000"/>
-              </w:rPr>
-              <w:t xml:space="preserve">0.058</w:t>
+              <w:t xml:space="preserve">-0.76, 23</w:t>
+            </w:r>
+          </w:p>
+        </w:tc>
+        <w:tc>
+          <w:tcPr>
+            <w:tcBorders>
+              <w:bottom w:val="none" w:sz="0" w:space="0" w:color="000000"/>
+              <w:top w:val="none" w:sz="0" w:space="0" w:color="000000"/>
+              <w:left w:val="none" w:sz="0" w:space="0" w:color="000000"/>
+              <w:right w:val="none" w:sz="0" w:space="0" w:color="000000"/>
+            </w:tcBorders>
+            <w:shd w:val="clear" w:color="auto" w:fill="FFFFFF"/>
+            <w:tcMar>
+              <w:top w:w="0" w:type="dxa"/>
+              <w:bottom w:w="0" w:type="dxa"/>
+              <w:left w:w="0" w:type="dxa"/>
+              <w:right w:w="0" w:type="dxa"/>
+            </w:tcMar>
+            <w:vAlign w:val="top"/>
+          </w:tcPr>
+          <w:p>
+            <w:pPr>
+              <w:pStyle w:val="Normal"/>
+              <w:jc w:val="center"/>
+              <w:pBdr>
+                <w:bottom w:val="none" w:sz="0" w:space="0" w:color="000000"/>
+                <w:top w:val="none" w:sz="0" w:space="0" w:color="000000"/>
+                <w:left w:val="none" w:sz="0" w:space="0" w:color="000000"/>
+                <w:right w:val="none" w:sz="0" w:space="0" w:color="000000"/>
+              </w:pBdr>
+              <w:spacing w:after="100" w:before="100" w:line="240"/>
+              <w:ind w:left="100" w:right="100" w:firstLine="0" w:firstLineChars="0"/>
+              <w:rPr>
+                <w:rFonts w:ascii="Helvetica" w:hAnsi="Helvetica" w:eastAsia="Helvetica" w:cs="Helvetica"/>
+                <w:i w:val="false"/>
+                <w:b w:val="false"/>
+                <w:u w:val="none"/>
+                <w:sz w:val="22"/>
+                <w:szCs w:val="22"/>
+                <w:color w:val="000000"/>
+              </w:rPr>
+            </w:pPr>
+            <w:r>
+              <w:rPr>
+                <w:rFonts w:ascii="Helvetica" w:hAnsi="Helvetica" w:eastAsia="Helvetica" w:cs="Helvetica"/>
+                <w:i w:val="false"/>
+                <w:b w:val="false"/>
+                <w:u w:val="none"/>
+                <w:sz w:val="22"/>
+                <w:szCs w:val="22"/>
+                <w:color w:val="000000"/>
+              </w:rPr>
+              <w:t xml:space="preserve">0.067</w:t>
             </w:r>
           </w:p>
         </w:tc>
@@ -8805,113 +8805,113 @@
                 <w:szCs w:val="22"/>
                 <w:color w:val="000000"/>
               </w:rPr>
-              <w:t xml:space="preserve">7.0</w:t>
-            </w:r>
-          </w:p>
-        </w:tc>
-        <w:tc>
-          <w:tcPr>
-            <w:tcBorders>
-              <w:bottom w:val="none" w:sz="0" w:space="0" w:color="000000"/>
-              <w:top w:val="none" w:sz="0" w:space="0" w:color="000000"/>
-              <w:left w:val="none" w:sz="0" w:space="0" w:color="000000"/>
-              <w:right w:val="none" w:sz="0" w:space="0" w:color="000000"/>
-            </w:tcBorders>
-            <w:shd w:val="clear" w:color="auto" w:fill="FFFFFF"/>
-            <w:tcMar>
-              <w:top w:w="0" w:type="dxa"/>
-              <w:bottom w:w="0" w:type="dxa"/>
-              <w:left w:w="0" w:type="dxa"/>
-              <w:right w:w="0" w:type="dxa"/>
-            </w:tcMar>
-            <w:vAlign w:val="top"/>
-          </w:tcPr>
-          <w:p>
-            <w:pPr>
-              <w:pStyle w:val="Normal"/>
-              <w:jc w:val="center"/>
-              <w:pBdr>
-                <w:bottom w:val="none" w:sz="0" w:space="0" w:color="000000"/>
-                <w:top w:val="none" w:sz="0" w:space="0" w:color="000000"/>
-                <w:left w:val="none" w:sz="0" w:space="0" w:color="000000"/>
-                <w:right w:val="none" w:sz="0" w:space="0" w:color="000000"/>
-              </w:pBdr>
-              <w:spacing w:after="100" w:before="100" w:line="240"/>
-              <w:ind w:left="100" w:right="100" w:firstLine="0" w:firstLineChars="0"/>
-              <w:rPr>
-                <w:rFonts w:ascii="Helvetica" w:hAnsi="Helvetica" w:eastAsia="Helvetica" w:cs="Helvetica"/>
-                <w:i w:val="false"/>
-                <w:b w:val="false"/>
-                <w:u w:val="none"/>
-                <w:sz w:val="22"/>
-                <w:szCs w:val="22"/>
-                <w:color w:val="000000"/>
-              </w:rPr>
-            </w:pPr>
-            <w:r>
-              <w:rPr>
-                <w:rFonts w:ascii="Helvetica" w:hAnsi="Helvetica" w:eastAsia="Helvetica" w:cs="Helvetica"/>
-                <w:i w:val="false"/>
-                <w:b w:val="false"/>
-                <w:u w:val="none"/>
-                <w:sz w:val="22"/>
-                <w:szCs w:val="22"/>
-                <w:color w:val="000000"/>
-              </w:rPr>
-              <w:t xml:space="preserve">-3.7, 18</w:t>
-            </w:r>
-          </w:p>
-        </w:tc>
-        <w:tc>
-          <w:tcPr>
-            <w:tcBorders>
-              <w:bottom w:val="none" w:sz="0" w:space="0" w:color="000000"/>
-              <w:top w:val="none" w:sz="0" w:space="0" w:color="000000"/>
-              <w:left w:val="none" w:sz="0" w:space="0" w:color="000000"/>
-              <w:right w:val="none" w:sz="0" w:space="0" w:color="000000"/>
-            </w:tcBorders>
-            <w:shd w:val="clear" w:color="auto" w:fill="FFFFFF"/>
-            <w:tcMar>
-              <w:top w:w="0" w:type="dxa"/>
-              <w:bottom w:w="0" w:type="dxa"/>
-              <w:left w:w="0" w:type="dxa"/>
-              <w:right w:w="0" w:type="dxa"/>
-            </w:tcMar>
-            <w:vAlign w:val="top"/>
-          </w:tcPr>
-          <w:p>
-            <w:pPr>
-              <w:pStyle w:val="Normal"/>
-              <w:jc w:val="center"/>
-              <w:pBdr>
-                <w:bottom w:val="none" w:sz="0" w:space="0" w:color="000000"/>
-                <w:top w:val="none" w:sz="0" w:space="0" w:color="000000"/>
-                <w:left w:val="none" w:sz="0" w:space="0" w:color="000000"/>
-                <w:right w:val="none" w:sz="0" w:space="0" w:color="000000"/>
-              </w:pBdr>
-              <w:spacing w:after="100" w:before="100" w:line="240"/>
-              <w:ind w:left="100" w:right="100" w:firstLine="0" w:firstLineChars="0"/>
-              <w:rPr>
-                <w:rFonts w:ascii="Helvetica" w:hAnsi="Helvetica" w:eastAsia="Helvetica" w:cs="Helvetica"/>
-                <w:i w:val="false"/>
-                <w:b w:val="false"/>
-                <w:u w:val="none"/>
-                <w:sz w:val="22"/>
-                <w:szCs w:val="22"/>
-                <w:color w:val="000000"/>
-              </w:rPr>
-            </w:pPr>
-            <w:r>
-              <w:rPr>
-                <w:rFonts w:ascii="Helvetica" w:hAnsi="Helvetica" w:eastAsia="Helvetica" w:cs="Helvetica"/>
-                <w:i w:val="false"/>
-                <w:b w:val="false"/>
-                <w:u w:val="none"/>
-                <w:sz w:val="22"/>
-                <w:szCs w:val="22"/>
-                <w:color w:val="000000"/>
-              </w:rPr>
-              <w:t xml:space="preserve">0.197</w:t>
+              <w:t xml:space="preserve">6.9</w:t>
+            </w:r>
+          </w:p>
+        </w:tc>
+        <w:tc>
+          <w:tcPr>
+            <w:tcBorders>
+              <w:bottom w:val="none" w:sz="0" w:space="0" w:color="000000"/>
+              <w:top w:val="none" w:sz="0" w:space="0" w:color="000000"/>
+              <w:left w:val="none" w:sz="0" w:space="0" w:color="000000"/>
+              <w:right w:val="none" w:sz="0" w:space="0" w:color="000000"/>
+            </w:tcBorders>
+            <w:shd w:val="clear" w:color="auto" w:fill="FFFFFF"/>
+            <w:tcMar>
+              <w:top w:w="0" w:type="dxa"/>
+              <w:bottom w:w="0" w:type="dxa"/>
+              <w:left w:w="0" w:type="dxa"/>
+              <w:right w:w="0" w:type="dxa"/>
+            </w:tcMar>
+            <w:vAlign w:val="top"/>
+          </w:tcPr>
+          <w:p>
+            <w:pPr>
+              <w:pStyle w:val="Normal"/>
+              <w:jc w:val="center"/>
+              <w:pBdr>
+                <w:bottom w:val="none" w:sz="0" w:space="0" w:color="000000"/>
+                <w:top w:val="none" w:sz="0" w:space="0" w:color="000000"/>
+                <w:left w:val="none" w:sz="0" w:space="0" w:color="000000"/>
+                <w:right w:val="none" w:sz="0" w:space="0" w:color="000000"/>
+              </w:pBdr>
+              <w:spacing w:after="100" w:before="100" w:line="240"/>
+              <w:ind w:left="100" w:right="100" w:firstLine="0" w:firstLineChars="0"/>
+              <w:rPr>
+                <w:rFonts w:ascii="Helvetica" w:hAnsi="Helvetica" w:eastAsia="Helvetica" w:cs="Helvetica"/>
+                <w:i w:val="false"/>
+                <w:b w:val="false"/>
+                <w:u w:val="none"/>
+                <w:sz w:val="22"/>
+                <w:szCs w:val="22"/>
+                <w:color w:val="000000"/>
+              </w:rPr>
+            </w:pPr>
+            <w:r>
+              <w:rPr>
+                <w:rFonts w:ascii="Helvetica" w:hAnsi="Helvetica" w:eastAsia="Helvetica" w:cs="Helvetica"/>
+                <w:i w:val="false"/>
+                <w:b w:val="false"/>
+                <w:u w:val="none"/>
+                <w:sz w:val="22"/>
+                <w:szCs w:val="22"/>
+                <w:color w:val="000000"/>
+              </w:rPr>
+              <w:t xml:space="preserve">-4.0, 18</w:t>
+            </w:r>
+          </w:p>
+        </w:tc>
+        <w:tc>
+          <w:tcPr>
+            <w:tcBorders>
+              <w:bottom w:val="none" w:sz="0" w:space="0" w:color="000000"/>
+              <w:top w:val="none" w:sz="0" w:space="0" w:color="000000"/>
+              <w:left w:val="none" w:sz="0" w:space="0" w:color="000000"/>
+              <w:right w:val="none" w:sz="0" w:space="0" w:color="000000"/>
+            </w:tcBorders>
+            <w:shd w:val="clear" w:color="auto" w:fill="FFFFFF"/>
+            <w:tcMar>
+              <w:top w:w="0" w:type="dxa"/>
+              <w:bottom w:w="0" w:type="dxa"/>
+              <w:left w:w="0" w:type="dxa"/>
+              <w:right w:w="0" w:type="dxa"/>
+            </w:tcMar>
+            <w:vAlign w:val="top"/>
+          </w:tcPr>
+          <w:p>
+            <w:pPr>
+              <w:pStyle w:val="Normal"/>
+              <w:jc w:val="center"/>
+              <w:pBdr>
+                <w:bottom w:val="none" w:sz="0" w:space="0" w:color="000000"/>
+                <w:top w:val="none" w:sz="0" w:space="0" w:color="000000"/>
+                <w:left w:val="none" w:sz="0" w:space="0" w:color="000000"/>
+                <w:right w:val="none" w:sz="0" w:space="0" w:color="000000"/>
+              </w:pBdr>
+              <w:spacing w:after="100" w:before="100" w:line="240"/>
+              <w:ind w:left="100" w:right="100" w:firstLine="0" w:firstLineChars="0"/>
+              <w:rPr>
+                <w:rFonts w:ascii="Helvetica" w:hAnsi="Helvetica" w:eastAsia="Helvetica" w:cs="Helvetica"/>
+                <w:i w:val="false"/>
+                <w:b w:val="false"/>
+                <w:u w:val="none"/>
+                <w:sz w:val="22"/>
+                <w:szCs w:val="22"/>
+                <w:color w:val="000000"/>
+              </w:rPr>
+            </w:pPr>
+            <w:r>
+              <w:rPr>
+                <w:rFonts w:ascii="Helvetica" w:hAnsi="Helvetica" w:eastAsia="Helvetica" w:cs="Helvetica"/>
+                <w:i w:val="false"/>
+                <w:b w:val="false"/>
+                <w:u w:val="none"/>
+                <w:sz w:val="22"/>
+                <w:szCs w:val="22"/>
+                <w:color w:val="000000"/>
+              </w:rPr>
+              <w:t xml:space="preserve">0.214</w:t>
             </w:r>
           </w:p>
         </w:tc>
@@ -9341,60 +9341,60 @@
                 <w:szCs w:val="22"/>
                 <w:color w:val="000000"/>
               </w:rPr>
-              <w:t xml:space="preserve">5.8, 27</w:t>
-            </w:r>
-          </w:p>
-        </w:tc>
-        <w:tc>
-          <w:tcPr>
-            <w:tcBorders>
-              <w:bottom w:val="none" w:sz="0" w:space="0" w:color="000000"/>
-              <w:top w:val="none" w:sz="0" w:space="0" w:color="000000"/>
-              <w:left w:val="none" w:sz="0" w:space="0" w:color="000000"/>
-              <w:right w:val="none" w:sz="0" w:space="0" w:color="000000"/>
-            </w:tcBorders>
-            <w:shd w:val="clear" w:color="auto" w:fill="FFFFFF"/>
-            <w:tcMar>
-              <w:top w:w="0" w:type="dxa"/>
-              <w:bottom w:w="0" w:type="dxa"/>
-              <w:left w:w="0" w:type="dxa"/>
-              <w:right w:w="0" w:type="dxa"/>
-            </w:tcMar>
-            <w:vAlign w:val="top"/>
-          </w:tcPr>
-          <w:p>
-            <w:pPr>
-              <w:pStyle w:val="Normal"/>
-              <w:jc w:val="center"/>
-              <w:pBdr>
-                <w:bottom w:val="none" w:sz="0" w:space="0" w:color="000000"/>
-                <w:top w:val="none" w:sz="0" w:space="0" w:color="000000"/>
-                <w:left w:val="none" w:sz="0" w:space="0" w:color="000000"/>
-                <w:right w:val="none" w:sz="0" w:space="0" w:color="000000"/>
-              </w:pBdr>
-              <w:spacing w:after="100" w:before="100" w:line="240"/>
-              <w:ind w:left="100" w:right="100" w:firstLine="0" w:firstLineChars="0"/>
-              <w:rPr>
-                <w:rFonts w:ascii="Helvetica" w:hAnsi="Helvetica" w:eastAsia="Helvetica" w:cs="Helvetica"/>
-                <w:i w:val="false"/>
-                <w:b w:val="false"/>
-                <w:u w:val="none"/>
-                <w:sz w:val="22"/>
-                <w:szCs w:val="22"/>
-                <w:color w:val="000000"/>
-              </w:rPr>
-            </w:pPr>
-            <w:r>
-              <w:rPr>
-                <w:rFonts w:ascii="Helvetica" w:hAnsi="Helvetica" w:eastAsia="Helvetica" w:cs="Helvetica"/>
-                <w:i w:val="false"/>
-                <w:b w:val="false"/>
-                <w:u w:val="none"/>
-                <w:sz w:val="22"/>
-                <w:szCs w:val="22"/>
-                <w:color w:val="000000"/>
-              </w:rPr>
-              <w:t xml:space="preserve">0.003</w:t>
+              <w:t xml:space="preserve">5.2, 27</w:t>
+            </w:r>
+          </w:p>
+        </w:tc>
+        <w:tc>
+          <w:tcPr>
+            <w:tcBorders>
+              <w:bottom w:val="none" w:sz="0" w:space="0" w:color="000000"/>
+              <w:top w:val="none" w:sz="0" w:space="0" w:color="000000"/>
+              <w:left w:val="none" w:sz="0" w:space="0" w:color="000000"/>
+              <w:right w:val="none" w:sz="0" w:space="0" w:color="000000"/>
+            </w:tcBorders>
+            <w:shd w:val="clear" w:color="auto" w:fill="FFFFFF"/>
+            <w:tcMar>
+              <w:top w:w="0" w:type="dxa"/>
+              <w:bottom w:w="0" w:type="dxa"/>
+              <w:left w:w="0" w:type="dxa"/>
+              <w:right w:w="0" w:type="dxa"/>
+            </w:tcMar>
+            <w:vAlign w:val="top"/>
+          </w:tcPr>
+          <w:p>
+            <w:pPr>
+              <w:pStyle w:val="Normal"/>
+              <w:jc w:val="center"/>
+              <w:pBdr>
+                <w:bottom w:val="none" w:sz="0" w:space="0" w:color="000000"/>
+                <w:top w:val="none" w:sz="0" w:space="0" w:color="000000"/>
+                <w:left w:val="none" w:sz="0" w:space="0" w:color="000000"/>
+                <w:right w:val="none" w:sz="0" w:space="0" w:color="000000"/>
+              </w:pBdr>
+              <w:spacing w:after="100" w:before="100" w:line="240"/>
+              <w:ind w:left="100" w:right="100" w:firstLine="0" w:firstLineChars="0"/>
+              <w:rPr>
+                <w:rFonts w:ascii="Helvetica" w:hAnsi="Helvetica" w:eastAsia="Helvetica" w:cs="Helvetica"/>
+                <w:i w:val="false"/>
+                <w:b w:val="false"/>
+                <w:u w:val="none"/>
+                <w:sz w:val="22"/>
+                <w:szCs w:val="22"/>
+                <w:color w:val="000000"/>
+              </w:rPr>
+            </w:pPr>
+            <w:r>
+              <w:rPr>
+                <w:rFonts w:ascii="Helvetica" w:hAnsi="Helvetica" w:eastAsia="Helvetica" w:cs="Helvetica"/>
+                <w:i w:val="false"/>
+                <w:b w:val="false"/>
+                <w:u w:val="none"/>
+                <w:sz w:val="22"/>
+                <w:szCs w:val="22"/>
+                <w:color w:val="000000"/>
+              </w:rPr>
+              <w:t xml:space="preserve">0.004</w:t>
             </w:r>
           </w:p>
         </w:tc>
@@ -9771,113 +9771,113 @@
                 <w:szCs w:val="22"/>
                 <w:color w:val="000000"/>
               </w:rPr>
-              <w:t xml:space="preserve">16</w:t>
-            </w:r>
-          </w:p>
-        </w:tc>
-        <w:tc>
-          <w:tcPr>
-            <w:tcBorders>
-              <w:bottom w:val="none" w:sz="0" w:space="0" w:color="000000"/>
-              <w:top w:val="none" w:sz="0" w:space="0" w:color="000000"/>
-              <w:left w:val="none" w:sz="0" w:space="0" w:color="000000"/>
-              <w:right w:val="none" w:sz="0" w:space="0" w:color="000000"/>
-            </w:tcBorders>
-            <w:shd w:val="clear" w:color="auto" w:fill="FFFFFF"/>
-            <w:tcMar>
-              <w:top w:w="0" w:type="dxa"/>
-              <w:bottom w:w="0" w:type="dxa"/>
-              <w:left w:w="0" w:type="dxa"/>
-              <w:right w:w="0" w:type="dxa"/>
-            </w:tcMar>
-            <w:vAlign w:val="top"/>
-          </w:tcPr>
-          <w:p>
-            <w:pPr>
-              <w:pStyle w:val="Normal"/>
-              <w:jc w:val="center"/>
-              <w:pBdr>
-                <w:bottom w:val="none" w:sz="0" w:space="0" w:color="000000"/>
-                <w:top w:val="none" w:sz="0" w:space="0" w:color="000000"/>
-                <w:left w:val="none" w:sz="0" w:space="0" w:color="000000"/>
-                <w:right w:val="none" w:sz="0" w:space="0" w:color="000000"/>
-              </w:pBdr>
-              <w:spacing w:after="100" w:before="100" w:line="240"/>
-              <w:ind w:left="100" w:right="100" w:firstLine="0" w:firstLineChars="0"/>
-              <w:rPr>
-                <w:rFonts w:ascii="Helvetica" w:hAnsi="Helvetica" w:eastAsia="Helvetica" w:cs="Helvetica"/>
-                <w:i w:val="false"/>
-                <w:b w:val="false"/>
-                <w:u w:val="none"/>
-                <w:sz w:val="22"/>
-                <w:szCs w:val="22"/>
-                <w:color w:val="000000"/>
-              </w:rPr>
-            </w:pPr>
-            <w:r>
-              <w:rPr>
-                <w:rFonts w:ascii="Helvetica" w:hAnsi="Helvetica" w:eastAsia="Helvetica" w:cs="Helvetica"/>
-                <w:i w:val="false"/>
-                <w:b w:val="false"/>
-                <w:u w:val="none"/>
-                <w:sz w:val="22"/>
-                <w:szCs w:val="22"/>
-                <w:color w:val="000000"/>
-              </w:rPr>
-              <w:t xml:space="preserve">4.5, 28</w:t>
-            </w:r>
-          </w:p>
-        </w:tc>
-        <w:tc>
-          <w:tcPr>
-            <w:tcBorders>
-              <w:bottom w:val="none" w:sz="0" w:space="0" w:color="000000"/>
-              <w:top w:val="none" w:sz="0" w:space="0" w:color="000000"/>
-              <w:left w:val="none" w:sz="0" w:space="0" w:color="000000"/>
-              <w:right w:val="none" w:sz="0" w:space="0" w:color="000000"/>
-            </w:tcBorders>
-            <w:shd w:val="clear" w:color="auto" w:fill="FFFFFF"/>
-            <w:tcMar>
-              <w:top w:w="0" w:type="dxa"/>
-              <w:bottom w:w="0" w:type="dxa"/>
-              <w:left w:w="0" w:type="dxa"/>
-              <w:right w:w="0" w:type="dxa"/>
-            </w:tcMar>
-            <w:vAlign w:val="top"/>
-          </w:tcPr>
-          <w:p>
-            <w:pPr>
-              <w:pStyle w:val="Normal"/>
-              <w:jc w:val="center"/>
-              <w:pBdr>
-                <w:bottom w:val="none" w:sz="0" w:space="0" w:color="000000"/>
-                <w:top w:val="none" w:sz="0" w:space="0" w:color="000000"/>
-                <w:left w:val="none" w:sz="0" w:space="0" w:color="000000"/>
-                <w:right w:val="none" w:sz="0" w:space="0" w:color="000000"/>
-              </w:pBdr>
-              <w:spacing w:after="100" w:before="100" w:line="240"/>
-              <w:ind w:left="100" w:right="100" w:firstLine="0" w:firstLineChars="0"/>
-              <w:rPr>
-                <w:rFonts w:ascii="Helvetica" w:hAnsi="Helvetica" w:eastAsia="Helvetica" w:cs="Helvetica"/>
-                <w:i w:val="false"/>
-                <w:b w:val="false"/>
-                <w:u w:val="none"/>
-                <w:sz w:val="22"/>
-                <w:szCs w:val="22"/>
-                <w:color w:val="000000"/>
-              </w:rPr>
-            </w:pPr>
-            <w:r>
-              <w:rPr>
-                <w:rFonts w:ascii="Helvetica" w:hAnsi="Helvetica" w:eastAsia="Helvetica" w:cs="Helvetica"/>
-                <w:i w:val="false"/>
-                <w:b w:val="false"/>
-                <w:u w:val="none"/>
-                <w:sz w:val="22"/>
-                <w:szCs w:val="22"/>
-                <w:color w:val="000000"/>
-              </w:rPr>
-              <w:t xml:space="preserve">0.007</w:t>
+              <w:t xml:space="preserve">15</w:t>
+            </w:r>
+          </w:p>
+        </w:tc>
+        <w:tc>
+          <w:tcPr>
+            <w:tcBorders>
+              <w:bottom w:val="none" w:sz="0" w:space="0" w:color="000000"/>
+              <w:top w:val="none" w:sz="0" w:space="0" w:color="000000"/>
+              <w:left w:val="none" w:sz="0" w:space="0" w:color="000000"/>
+              <w:right w:val="none" w:sz="0" w:space="0" w:color="000000"/>
+            </w:tcBorders>
+            <w:shd w:val="clear" w:color="auto" w:fill="FFFFFF"/>
+            <w:tcMar>
+              <w:top w:w="0" w:type="dxa"/>
+              <w:bottom w:w="0" w:type="dxa"/>
+              <w:left w:w="0" w:type="dxa"/>
+              <w:right w:w="0" w:type="dxa"/>
+            </w:tcMar>
+            <w:vAlign w:val="top"/>
+          </w:tcPr>
+          <w:p>
+            <w:pPr>
+              <w:pStyle w:val="Normal"/>
+              <w:jc w:val="center"/>
+              <w:pBdr>
+                <w:bottom w:val="none" w:sz="0" w:space="0" w:color="000000"/>
+                <w:top w:val="none" w:sz="0" w:space="0" w:color="000000"/>
+                <w:left w:val="none" w:sz="0" w:space="0" w:color="000000"/>
+                <w:right w:val="none" w:sz="0" w:space="0" w:color="000000"/>
+              </w:pBdr>
+              <w:spacing w:after="100" w:before="100" w:line="240"/>
+              <w:ind w:left="100" w:right="100" w:firstLine="0" w:firstLineChars="0"/>
+              <w:rPr>
+                <w:rFonts w:ascii="Helvetica" w:hAnsi="Helvetica" w:eastAsia="Helvetica" w:cs="Helvetica"/>
+                <w:i w:val="false"/>
+                <w:b w:val="false"/>
+                <w:u w:val="none"/>
+                <w:sz w:val="22"/>
+                <w:szCs w:val="22"/>
+                <w:color w:val="000000"/>
+              </w:rPr>
+            </w:pPr>
+            <w:r>
+              <w:rPr>
+                <w:rFonts w:ascii="Helvetica" w:hAnsi="Helvetica" w:eastAsia="Helvetica" w:cs="Helvetica"/>
+                <w:i w:val="false"/>
+                <w:b w:val="false"/>
+                <w:u w:val="none"/>
+                <w:sz w:val="22"/>
+                <w:szCs w:val="22"/>
+                <w:color w:val="000000"/>
+              </w:rPr>
+              <w:t xml:space="preserve">2.9, 27</w:t>
+            </w:r>
+          </w:p>
+        </w:tc>
+        <w:tc>
+          <w:tcPr>
+            <w:tcBorders>
+              <w:bottom w:val="none" w:sz="0" w:space="0" w:color="000000"/>
+              <w:top w:val="none" w:sz="0" w:space="0" w:color="000000"/>
+              <w:left w:val="none" w:sz="0" w:space="0" w:color="000000"/>
+              <w:right w:val="none" w:sz="0" w:space="0" w:color="000000"/>
+            </w:tcBorders>
+            <w:shd w:val="clear" w:color="auto" w:fill="FFFFFF"/>
+            <w:tcMar>
+              <w:top w:w="0" w:type="dxa"/>
+              <w:bottom w:w="0" w:type="dxa"/>
+              <w:left w:w="0" w:type="dxa"/>
+              <w:right w:w="0" w:type="dxa"/>
+            </w:tcMar>
+            <w:vAlign w:val="top"/>
+          </w:tcPr>
+          <w:p>
+            <w:pPr>
+              <w:pStyle w:val="Normal"/>
+              <w:jc w:val="center"/>
+              <w:pBdr>
+                <w:bottom w:val="none" w:sz="0" w:space="0" w:color="000000"/>
+                <w:top w:val="none" w:sz="0" w:space="0" w:color="000000"/>
+                <w:left w:val="none" w:sz="0" w:space="0" w:color="000000"/>
+                <w:right w:val="none" w:sz="0" w:space="0" w:color="000000"/>
+              </w:pBdr>
+              <w:spacing w:after="100" w:before="100" w:line="240"/>
+              <w:ind w:left="100" w:right="100" w:firstLine="0" w:firstLineChars="0"/>
+              <w:rPr>
+                <w:rFonts w:ascii="Helvetica" w:hAnsi="Helvetica" w:eastAsia="Helvetica" w:cs="Helvetica"/>
+                <w:i w:val="false"/>
+                <w:b w:val="false"/>
+                <w:u w:val="none"/>
+                <w:sz w:val="22"/>
+                <w:szCs w:val="22"/>
+                <w:color w:val="000000"/>
+              </w:rPr>
+            </w:pPr>
+            <w:r>
+              <w:rPr>
+                <w:rFonts w:ascii="Helvetica" w:hAnsi="Helvetica" w:eastAsia="Helvetica" w:cs="Helvetica"/>
+                <w:i w:val="false"/>
+                <w:b w:val="false"/>
+                <w:u w:val="none"/>
+                <w:sz w:val="22"/>
+                <w:szCs w:val="22"/>
+                <w:color w:val="000000"/>
+              </w:rPr>
+              <w:t xml:space="preserve">0.015</w:t>
             </w:r>
           </w:p>
         </w:tc>
@@ -12669,113 +12669,113 @@
                 <w:szCs w:val="22"/>
                 <w:color w:val="000000"/>
               </w:rPr>
-              <w:t xml:space="preserve">-4.6</w:t>
-            </w:r>
-          </w:p>
-        </w:tc>
-        <w:tc>
-          <w:tcPr>
-            <w:tcBorders>
-              <w:bottom w:val="none" w:sz="0" w:space="0" w:color="000000"/>
-              <w:top w:val="none" w:sz="0" w:space="0" w:color="000000"/>
-              <w:left w:val="none" w:sz="0" w:space="0" w:color="000000"/>
-              <w:right w:val="none" w:sz="0" w:space="0" w:color="000000"/>
-            </w:tcBorders>
-            <w:shd w:val="clear" w:color="auto" w:fill="FFFFFF"/>
-            <w:tcMar>
-              <w:top w:w="0" w:type="dxa"/>
-              <w:bottom w:w="0" w:type="dxa"/>
-              <w:left w:w="0" w:type="dxa"/>
-              <w:right w:w="0" w:type="dxa"/>
-            </w:tcMar>
-            <w:vAlign w:val="top"/>
-          </w:tcPr>
-          <w:p>
-            <w:pPr>
-              <w:pStyle w:val="Normal"/>
-              <w:jc w:val="center"/>
-              <w:pBdr>
-                <w:bottom w:val="none" w:sz="0" w:space="0" w:color="000000"/>
-                <w:top w:val="none" w:sz="0" w:space="0" w:color="000000"/>
-                <w:left w:val="none" w:sz="0" w:space="0" w:color="000000"/>
-                <w:right w:val="none" w:sz="0" w:space="0" w:color="000000"/>
-              </w:pBdr>
-              <w:spacing w:after="100" w:before="100" w:line="240"/>
-              <w:ind w:left="100" w:right="100" w:firstLine="0" w:firstLineChars="0"/>
-              <w:rPr>
-                <w:rFonts w:ascii="Helvetica" w:hAnsi="Helvetica" w:eastAsia="Helvetica" w:cs="Helvetica"/>
-                <w:i w:val="false"/>
-                <w:b w:val="false"/>
-                <w:u w:val="none"/>
-                <w:sz w:val="22"/>
-                <w:szCs w:val="22"/>
-                <w:color w:val="000000"/>
-              </w:rPr>
-            </w:pPr>
-            <w:r>
-              <w:rPr>
-                <w:rFonts w:ascii="Helvetica" w:hAnsi="Helvetica" w:eastAsia="Helvetica" w:cs="Helvetica"/>
-                <w:i w:val="false"/>
-                <w:b w:val="false"/>
-                <w:u w:val="none"/>
-                <w:sz w:val="22"/>
-                <w:szCs w:val="22"/>
-                <w:color w:val="000000"/>
-              </w:rPr>
-              <w:t xml:space="preserve">-11, 1.7</w:t>
-            </w:r>
-          </w:p>
-        </w:tc>
-        <w:tc>
-          <w:tcPr>
-            <w:tcBorders>
-              <w:bottom w:val="none" w:sz="0" w:space="0" w:color="000000"/>
-              <w:top w:val="none" w:sz="0" w:space="0" w:color="000000"/>
-              <w:left w:val="none" w:sz="0" w:space="0" w:color="000000"/>
-              <w:right w:val="none" w:sz="0" w:space="0" w:color="000000"/>
-            </w:tcBorders>
-            <w:shd w:val="clear" w:color="auto" w:fill="FFFFFF"/>
-            <w:tcMar>
-              <w:top w:w="0" w:type="dxa"/>
-              <w:bottom w:w="0" w:type="dxa"/>
-              <w:left w:w="0" w:type="dxa"/>
-              <w:right w:w="0" w:type="dxa"/>
-            </w:tcMar>
-            <w:vAlign w:val="top"/>
-          </w:tcPr>
-          <w:p>
-            <w:pPr>
-              <w:pStyle w:val="Normal"/>
-              <w:jc w:val="center"/>
-              <w:pBdr>
-                <w:bottom w:val="none" w:sz="0" w:space="0" w:color="000000"/>
-                <w:top w:val="none" w:sz="0" w:space="0" w:color="000000"/>
-                <w:left w:val="none" w:sz="0" w:space="0" w:color="000000"/>
-                <w:right w:val="none" w:sz="0" w:space="0" w:color="000000"/>
-              </w:pBdr>
-              <w:spacing w:after="100" w:before="100" w:line="240"/>
-              <w:ind w:left="100" w:right="100" w:firstLine="0" w:firstLineChars="0"/>
-              <w:rPr>
-                <w:rFonts w:ascii="Helvetica" w:hAnsi="Helvetica" w:eastAsia="Helvetica" w:cs="Helvetica"/>
-                <w:i w:val="false"/>
-                <w:b w:val="false"/>
-                <w:u w:val="none"/>
-                <w:sz w:val="22"/>
-                <w:szCs w:val="22"/>
-                <w:color w:val="000000"/>
-              </w:rPr>
-            </w:pPr>
-            <w:r>
-              <w:rPr>
-                <w:rFonts w:ascii="Helvetica" w:hAnsi="Helvetica" w:eastAsia="Helvetica" w:cs="Helvetica"/>
-                <w:i w:val="false"/>
-                <w:b w:val="false"/>
-                <w:u w:val="none"/>
-                <w:sz w:val="22"/>
-                <w:szCs w:val="22"/>
-                <w:color w:val="000000"/>
-              </w:rPr>
-              <w:t xml:space="preserve">0.150</w:t>
+              <w:t xml:space="preserve">-4.3</w:t>
+            </w:r>
+          </w:p>
+        </w:tc>
+        <w:tc>
+          <w:tcPr>
+            <w:tcBorders>
+              <w:bottom w:val="none" w:sz="0" w:space="0" w:color="000000"/>
+              <w:top w:val="none" w:sz="0" w:space="0" w:color="000000"/>
+              <w:left w:val="none" w:sz="0" w:space="0" w:color="000000"/>
+              <w:right w:val="none" w:sz="0" w:space="0" w:color="000000"/>
+            </w:tcBorders>
+            <w:shd w:val="clear" w:color="auto" w:fill="FFFFFF"/>
+            <w:tcMar>
+              <w:top w:w="0" w:type="dxa"/>
+              <w:bottom w:w="0" w:type="dxa"/>
+              <w:left w:w="0" w:type="dxa"/>
+              <w:right w:w="0" w:type="dxa"/>
+            </w:tcMar>
+            <w:vAlign w:val="top"/>
+          </w:tcPr>
+          <w:p>
+            <w:pPr>
+              <w:pStyle w:val="Normal"/>
+              <w:jc w:val="center"/>
+              <w:pBdr>
+                <w:bottom w:val="none" w:sz="0" w:space="0" w:color="000000"/>
+                <w:top w:val="none" w:sz="0" w:space="0" w:color="000000"/>
+                <w:left w:val="none" w:sz="0" w:space="0" w:color="000000"/>
+                <w:right w:val="none" w:sz="0" w:space="0" w:color="000000"/>
+              </w:pBdr>
+              <w:spacing w:after="100" w:before="100" w:line="240"/>
+              <w:ind w:left="100" w:right="100" w:firstLine="0" w:firstLineChars="0"/>
+              <w:rPr>
+                <w:rFonts w:ascii="Helvetica" w:hAnsi="Helvetica" w:eastAsia="Helvetica" w:cs="Helvetica"/>
+                <w:i w:val="false"/>
+                <w:b w:val="false"/>
+                <w:u w:val="none"/>
+                <w:sz w:val="22"/>
+                <w:szCs w:val="22"/>
+                <w:color w:val="000000"/>
+              </w:rPr>
+            </w:pPr>
+            <w:r>
+              <w:rPr>
+                <w:rFonts w:ascii="Helvetica" w:hAnsi="Helvetica" w:eastAsia="Helvetica" w:cs="Helvetica"/>
+                <w:i w:val="false"/>
+                <w:b w:val="false"/>
+                <w:u w:val="none"/>
+                <w:sz w:val="22"/>
+                <w:szCs w:val="22"/>
+                <w:color w:val="000000"/>
+              </w:rPr>
+              <w:t xml:space="preserve">-11, 2.0</w:t>
+            </w:r>
+          </w:p>
+        </w:tc>
+        <w:tc>
+          <w:tcPr>
+            <w:tcBorders>
+              <w:bottom w:val="none" w:sz="0" w:space="0" w:color="000000"/>
+              <w:top w:val="none" w:sz="0" w:space="0" w:color="000000"/>
+              <w:left w:val="none" w:sz="0" w:space="0" w:color="000000"/>
+              <w:right w:val="none" w:sz="0" w:space="0" w:color="000000"/>
+            </w:tcBorders>
+            <w:shd w:val="clear" w:color="auto" w:fill="FFFFFF"/>
+            <w:tcMar>
+              <w:top w:w="0" w:type="dxa"/>
+              <w:bottom w:w="0" w:type="dxa"/>
+              <w:left w:w="0" w:type="dxa"/>
+              <w:right w:w="0" w:type="dxa"/>
+            </w:tcMar>
+            <w:vAlign w:val="top"/>
+          </w:tcPr>
+          <w:p>
+            <w:pPr>
+              <w:pStyle w:val="Normal"/>
+              <w:jc w:val="center"/>
+              <w:pBdr>
+                <w:bottom w:val="none" w:sz="0" w:space="0" w:color="000000"/>
+                <w:top w:val="none" w:sz="0" w:space="0" w:color="000000"/>
+                <w:left w:val="none" w:sz="0" w:space="0" w:color="000000"/>
+                <w:right w:val="none" w:sz="0" w:space="0" w:color="000000"/>
+              </w:pBdr>
+              <w:spacing w:after="100" w:before="100" w:line="240"/>
+              <w:ind w:left="100" w:right="100" w:firstLine="0" w:firstLineChars="0"/>
+              <w:rPr>
+                <w:rFonts w:ascii="Helvetica" w:hAnsi="Helvetica" w:eastAsia="Helvetica" w:cs="Helvetica"/>
+                <w:i w:val="false"/>
+                <w:b w:val="false"/>
+                <w:u w:val="none"/>
+                <w:sz w:val="22"/>
+                <w:szCs w:val="22"/>
+                <w:color w:val="000000"/>
+              </w:rPr>
+            </w:pPr>
+            <w:r>
+              <w:rPr>
+                <w:rFonts w:ascii="Helvetica" w:hAnsi="Helvetica" w:eastAsia="Helvetica" w:cs="Helvetica"/>
+                <w:i w:val="false"/>
+                <w:b w:val="false"/>
+                <w:u w:val="none"/>
+                <w:sz w:val="22"/>
+                <w:szCs w:val="22"/>
+                <w:color w:val="000000"/>
+              </w:rPr>
+              <w:t xml:space="preserve">0.182</w:t>
             </w:r>
           </w:p>
         </w:tc>
@@ -13152,113 +13152,113 @@
                 <w:szCs w:val="22"/>
                 <w:color w:val="000000"/>
               </w:rPr>
-              <w:t xml:space="preserve">-4.1</w:t>
-            </w:r>
-          </w:p>
-        </w:tc>
-        <w:tc>
-          <w:tcPr>
-            <w:tcBorders>
-              <w:bottom w:val="none" w:sz="0" w:space="0" w:color="000000"/>
-              <w:top w:val="none" w:sz="0" w:space="0" w:color="000000"/>
-              <w:left w:val="none" w:sz="0" w:space="0" w:color="000000"/>
-              <w:right w:val="none" w:sz="0" w:space="0" w:color="000000"/>
-            </w:tcBorders>
-            <w:shd w:val="clear" w:color="auto" w:fill="FFFFFF"/>
-            <w:tcMar>
-              <w:top w:w="0" w:type="dxa"/>
-              <w:bottom w:w="0" w:type="dxa"/>
-              <w:left w:w="0" w:type="dxa"/>
-              <w:right w:w="0" w:type="dxa"/>
-            </w:tcMar>
-            <w:vAlign w:val="top"/>
-          </w:tcPr>
-          <w:p>
-            <w:pPr>
-              <w:pStyle w:val="Normal"/>
-              <w:jc w:val="center"/>
-              <w:pBdr>
-                <w:bottom w:val="none" w:sz="0" w:space="0" w:color="000000"/>
-                <w:top w:val="none" w:sz="0" w:space="0" w:color="000000"/>
-                <w:left w:val="none" w:sz="0" w:space="0" w:color="000000"/>
-                <w:right w:val="none" w:sz="0" w:space="0" w:color="000000"/>
-              </w:pBdr>
-              <w:spacing w:after="100" w:before="100" w:line="240"/>
-              <w:ind w:left="100" w:right="100" w:firstLine="0" w:firstLineChars="0"/>
-              <w:rPr>
-                <w:rFonts w:ascii="Helvetica" w:hAnsi="Helvetica" w:eastAsia="Helvetica" w:cs="Helvetica"/>
-                <w:i w:val="false"/>
-                <w:b w:val="false"/>
-                <w:u w:val="none"/>
-                <w:sz w:val="22"/>
-                <w:szCs w:val="22"/>
-                <w:color w:val="000000"/>
-              </w:rPr>
-            </w:pPr>
-            <w:r>
-              <w:rPr>
-                <w:rFonts w:ascii="Helvetica" w:hAnsi="Helvetica" w:eastAsia="Helvetica" w:cs="Helvetica"/>
-                <w:i w:val="false"/>
-                <w:b w:val="false"/>
-                <w:u w:val="none"/>
-                <w:sz w:val="22"/>
-                <w:szCs w:val="22"/>
-                <w:color w:val="000000"/>
-              </w:rPr>
-              <w:t xml:space="preserve">-12, 3.7</w:t>
-            </w:r>
-          </w:p>
-        </w:tc>
-        <w:tc>
-          <w:tcPr>
-            <w:tcBorders>
-              <w:bottom w:val="none" w:sz="0" w:space="0" w:color="000000"/>
-              <w:top w:val="none" w:sz="0" w:space="0" w:color="000000"/>
-              <w:left w:val="none" w:sz="0" w:space="0" w:color="000000"/>
-              <w:right w:val="none" w:sz="0" w:space="0" w:color="000000"/>
-            </w:tcBorders>
-            <w:shd w:val="clear" w:color="auto" w:fill="FFFFFF"/>
-            <w:tcMar>
-              <w:top w:w="0" w:type="dxa"/>
-              <w:bottom w:w="0" w:type="dxa"/>
-              <w:left w:w="0" w:type="dxa"/>
-              <w:right w:w="0" w:type="dxa"/>
-            </w:tcMar>
-            <w:vAlign w:val="top"/>
-          </w:tcPr>
-          <w:p>
-            <w:pPr>
-              <w:pStyle w:val="Normal"/>
-              <w:jc w:val="center"/>
-              <w:pBdr>
-                <w:bottom w:val="none" w:sz="0" w:space="0" w:color="000000"/>
-                <w:top w:val="none" w:sz="0" w:space="0" w:color="000000"/>
-                <w:left w:val="none" w:sz="0" w:space="0" w:color="000000"/>
-                <w:right w:val="none" w:sz="0" w:space="0" w:color="000000"/>
-              </w:pBdr>
-              <w:spacing w:after="100" w:before="100" w:line="240"/>
-              <w:ind w:left="100" w:right="100" w:firstLine="0" w:firstLineChars="0"/>
-              <w:rPr>
-                <w:rFonts w:ascii="Helvetica" w:hAnsi="Helvetica" w:eastAsia="Helvetica" w:cs="Helvetica"/>
-                <w:i w:val="false"/>
-                <w:b w:val="false"/>
-                <w:u w:val="none"/>
-                <w:sz w:val="22"/>
-                <w:szCs w:val="22"/>
-                <w:color w:val="000000"/>
-              </w:rPr>
-            </w:pPr>
-            <w:r>
-              <w:rPr>
-                <w:rFonts w:ascii="Helvetica" w:hAnsi="Helvetica" w:eastAsia="Helvetica" w:cs="Helvetica"/>
-                <w:i w:val="false"/>
-                <w:b w:val="false"/>
-                <w:u w:val="none"/>
-                <w:sz w:val="22"/>
-                <w:szCs w:val="22"/>
-                <w:color w:val="000000"/>
-              </w:rPr>
-              <w:t xml:space="preserve">0.301</w:t>
+              <w:t xml:space="preserve">-4.5</w:t>
+            </w:r>
+          </w:p>
+        </w:tc>
+        <w:tc>
+          <w:tcPr>
+            <w:tcBorders>
+              <w:bottom w:val="none" w:sz="0" w:space="0" w:color="000000"/>
+              <w:top w:val="none" w:sz="0" w:space="0" w:color="000000"/>
+              <w:left w:val="none" w:sz="0" w:space="0" w:color="000000"/>
+              <w:right w:val="none" w:sz="0" w:space="0" w:color="000000"/>
+            </w:tcBorders>
+            <w:shd w:val="clear" w:color="auto" w:fill="FFFFFF"/>
+            <w:tcMar>
+              <w:top w:w="0" w:type="dxa"/>
+              <w:bottom w:w="0" w:type="dxa"/>
+              <w:left w:w="0" w:type="dxa"/>
+              <w:right w:w="0" w:type="dxa"/>
+            </w:tcMar>
+            <w:vAlign w:val="top"/>
+          </w:tcPr>
+          <w:p>
+            <w:pPr>
+              <w:pStyle w:val="Normal"/>
+              <w:jc w:val="center"/>
+              <w:pBdr>
+                <w:bottom w:val="none" w:sz="0" w:space="0" w:color="000000"/>
+                <w:top w:val="none" w:sz="0" w:space="0" w:color="000000"/>
+                <w:left w:val="none" w:sz="0" w:space="0" w:color="000000"/>
+                <w:right w:val="none" w:sz="0" w:space="0" w:color="000000"/>
+              </w:pBdr>
+              <w:spacing w:after="100" w:before="100" w:line="240"/>
+              <w:ind w:left="100" w:right="100" w:firstLine="0" w:firstLineChars="0"/>
+              <w:rPr>
+                <w:rFonts w:ascii="Helvetica" w:hAnsi="Helvetica" w:eastAsia="Helvetica" w:cs="Helvetica"/>
+                <w:i w:val="false"/>
+                <w:b w:val="false"/>
+                <w:u w:val="none"/>
+                <w:sz w:val="22"/>
+                <w:szCs w:val="22"/>
+                <w:color w:val="000000"/>
+              </w:rPr>
+            </w:pPr>
+            <w:r>
+              <w:rPr>
+                <w:rFonts w:ascii="Helvetica" w:hAnsi="Helvetica" w:eastAsia="Helvetica" w:cs="Helvetica"/>
+                <w:i w:val="false"/>
+                <w:b w:val="false"/>
+                <w:u w:val="none"/>
+                <w:sz w:val="22"/>
+                <w:szCs w:val="22"/>
+                <w:color w:val="000000"/>
+              </w:rPr>
+              <w:t xml:space="preserve">-12, 3.3</w:t>
+            </w:r>
+          </w:p>
+        </w:tc>
+        <w:tc>
+          <w:tcPr>
+            <w:tcBorders>
+              <w:bottom w:val="none" w:sz="0" w:space="0" w:color="000000"/>
+              <w:top w:val="none" w:sz="0" w:space="0" w:color="000000"/>
+              <w:left w:val="none" w:sz="0" w:space="0" w:color="000000"/>
+              <w:right w:val="none" w:sz="0" w:space="0" w:color="000000"/>
+            </w:tcBorders>
+            <w:shd w:val="clear" w:color="auto" w:fill="FFFFFF"/>
+            <w:tcMar>
+              <w:top w:w="0" w:type="dxa"/>
+              <w:bottom w:w="0" w:type="dxa"/>
+              <w:left w:w="0" w:type="dxa"/>
+              <w:right w:w="0" w:type="dxa"/>
+            </w:tcMar>
+            <w:vAlign w:val="top"/>
+          </w:tcPr>
+          <w:p>
+            <w:pPr>
+              <w:pStyle w:val="Normal"/>
+              <w:jc w:val="center"/>
+              <w:pBdr>
+                <w:bottom w:val="none" w:sz="0" w:space="0" w:color="000000"/>
+                <w:top w:val="none" w:sz="0" w:space="0" w:color="000000"/>
+                <w:left w:val="none" w:sz="0" w:space="0" w:color="000000"/>
+                <w:right w:val="none" w:sz="0" w:space="0" w:color="000000"/>
+              </w:pBdr>
+              <w:spacing w:after="100" w:before="100" w:line="240"/>
+              <w:ind w:left="100" w:right="100" w:firstLine="0" w:firstLineChars="0"/>
+              <w:rPr>
+                <w:rFonts w:ascii="Helvetica" w:hAnsi="Helvetica" w:eastAsia="Helvetica" w:cs="Helvetica"/>
+                <w:i w:val="false"/>
+                <w:b w:val="false"/>
+                <w:u w:val="none"/>
+                <w:sz w:val="22"/>
+                <w:szCs w:val="22"/>
+                <w:color w:val="000000"/>
+              </w:rPr>
+            </w:pPr>
+            <w:r>
+              <w:rPr>
+                <w:rFonts w:ascii="Helvetica" w:hAnsi="Helvetica" w:eastAsia="Helvetica" w:cs="Helvetica"/>
+                <w:i w:val="false"/>
+                <w:b w:val="false"/>
+                <w:u w:val="none"/>
+                <w:sz w:val="22"/>
+                <w:szCs w:val="22"/>
+                <w:color w:val="000000"/>
+              </w:rPr>
+              <w:t xml:space="preserve">0.258</w:t>
             </w:r>
           </w:p>
         </w:tc>
@@ -13635,113 +13635,113 @@
                 <w:szCs w:val="22"/>
                 <w:color w:val="000000"/>
               </w:rPr>
-              <w:t xml:space="preserve">-3.8</w:t>
-            </w:r>
-          </w:p>
-        </w:tc>
-        <w:tc>
-          <w:tcPr>
-            <w:tcBorders>
-              <w:bottom w:val="none" w:sz="0" w:space="0" w:color="000000"/>
-              <w:top w:val="none" w:sz="0" w:space="0" w:color="000000"/>
-              <w:left w:val="none" w:sz="0" w:space="0" w:color="000000"/>
-              <w:right w:val="none" w:sz="0" w:space="0" w:color="000000"/>
-            </w:tcBorders>
-            <w:shd w:val="clear" w:color="auto" w:fill="FFFFFF"/>
-            <w:tcMar>
-              <w:top w:w="0" w:type="dxa"/>
-              <w:bottom w:w="0" w:type="dxa"/>
-              <w:left w:w="0" w:type="dxa"/>
-              <w:right w:w="0" w:type="dxa"/>
-            </w:tcMar>
-            <w:vAlign w:val="top"/>
-          </w:tcPr>
-          <w:p>
-            <w:pPr>
-              <w:pStyle w:val="Normal"/>
-              <w:jc w:val="center"/>
-              <w:pBdr>
-                <w:bottom w:val="none" w:sz="0" w:space="0" w:color="000000"/>
-                <w:top w:val="none" w:sz="0" w:space="0" w:color="000000"/>
-                <w:left w:val="none" w:sz="0" w:space="0" w:color="000000"/>
-                <w:right w:val="none" w:sz="0" w:space="0" w:color="000000"/>
-              </w:pBdr>
-              <w:spacing w:after="100" w:before="100" w:line="240"/>
-              <w:ind w:left="100" w:right="100" w:firstLine="0" w:firstLineChars="0"/>
-              <w:rPr>
-                <w:rFonts w:ascii="Helvetica" w:hAnsi="Helvetica" w:eastAsia="Helvetica" w:cs="Helvetica"/>
-                <w:i w:val="false"/>
-                <w:b w:val="false"/>
-                <w:u w:val="none"/>
-                <w:sz w:val="22"/>
-                <w:szCs w:val="22"/>
-                <w:color w:val="000000"/>
-              </w:rPr>
-            </w:pPr>
-            <w:r>
-              <w:rPr>
-                <w:rFonts w:ascii="Helvetica" w:hAnsi="Helvetica" w:eastAsia="Helvetica" w:cs="Helvetica"/>
-                <w:i w:val="false"/>
-                <w:b w:val="false"/>
-                <w:u w:val="none"/>
-                <w:sz w:val="22"/>
-                <w:szCs w:val="22"/>
-                <w:color w:val="000000"/>
-              </w:rPr>
-              <w:t xml:space="preserve">-13, 5.0</w:t>
-            </w:r>
-          </w:p>
-        </w:tc>
-        <w:tc>
-          <w:tcPr>
-            <w:tcBorders>
-              <w:bottom w:val="none" w:sz="0" w:space="0" w:color="000000"/>
-              <w:top w:val="none" w:sz="0" w:space="0" w:color="000000"/>
-              <w:left w:val="none" w:sz="0" w:space="0" w:color="000000"/>
-              <w:right w:val="none" w:sz="0" w:space="0" w:color="000000"/>
-            </w:tcBorders>
-            <w:shd w:val="clear" w:color="auto" w:fill="FFFFFF"/>
-            <w:tcMar>
-              <w:top w:w="0" w:type="dxa"/>
-              <w:bottom w:w="0" w:type="dxa"/>
-              <w:left w:w="0" w:type="dxa"/>
-              <w:right w:w="0" w:type="dxa"/>
-            </w:tcMar>
-            <w:vAlign w:val="top"/>
-          </w:tcPr>
-          <w:p>
-            <w:pPr>
-              <w:pStyle w:val="Normal"/>
-              <w:jc w:val="center"/>
-              <w:pBdr>
-                <w:bottom w:val="none" w:sz="0" w:space="0" w:color="000000"/>
-                <w:top w:val="none" w:sz="0" w:space="0" w:color="000000"/>
-                <w:left w:val="none" w:sz="0" w:space="0" w:color="000000"/>
-                <w:right w:val="none" w:sz="0" w:space="0" w:color="000000"/>
-              </w:pBdr>
-              <w:spacing w:after="100" w:before="100" w:line="240"/>
-              <w:ind w:left="100" w:right="100" w:firstLine="0" w:firstLineChars="0"/>
-              <w:rPr>
-                <w:rFonts w:ascii="Helvetica" w:hAnsi="Helvetica" w:eastAsia="Helvetica" w:cs="Helvetica"/>
-                <w:i w:val="false"/>
-                <w:b w:val="false"/>
-                <w:u w:val="none"/>
-                <w:sz w:val="22"/>
-                <w:szCs w:val="22"/>
-                <w:color w:val="000000"/>
-              </w:rPr>
-            </w:pPr>
-            <w:r>
-              <w:rPr>
-                <w:rFonts w:ascii="Helvetica" w:hAnsi="Helvetica" w:eastAsia="Helvetica" w:cs="Helvetica"/>
-                <w:i w:val="false"/>
-                <w:b w:val="false"/>
-                <w:u w:val="none"/>
-                <w:sz w:val="22"/>
-                <w:szCs w:val="22"/>
-                <w:color w:val="000000"/>
-              </w:rPr>
-              <w:t xml:space="preserve">0.395</w:t>
+              <w:t xml:space="preserve">-4.8</w:t>
+            </w:r>
+          </w:p>
+        </w:tc>
+        <w:tc>
+          <w:tcPr>
+            <w:tcBorders>
+              <w:bottom w:val="none" w:sz="0" w:space="0" w:color="000000"/>
+              <w:top w:val="none" w:sz="0" w:space="0" w:color="000000"/>
+              <w:left w:val="none" w:sz="0" w:space="0" w:color="000000"/>
+              <w:right w:val="none" w:sz="0" w:space="0" w:color="000000"/>
+            </w:tcBorders>
+            <w:shd w:val="clear" w:color="auto" w:fill="FFFFFF"/>
+            <w:tcMar>
+              <w:top w:w="0" w:type="dxa"/>
+              <w:bottom w:w="0" w:type="dxa"/>
+              <w:left w:w="0" w:type="dxa"/>
+              <w:right w:w="0" w:type="dxa"/>
+            </w:tcMar>
+            <w:vAlign w:val="top"/>
+          </w:tcPr>
+          <w:p>
+            <w:pPr>
+              <w:pStyle w:val="Normal"/>
+              <w:jc w:val="center"/>
+              <w:pBdr>
+                <w:bottom w:val="none" w:sz="0" w:space="0" w:color="000000"/>
+                <w:top w:val="none" w:sz="0" w:space="0" w:color="000000"/>
+                <w:left w:val="none" w:sz="0" w:space="0" w:color="000000"/>
+                <w:right w:val="none" w:sz="0" w:space="0" w:color="000000"/>
+              </w:pBdr>
+              <w:spacing w:after="100" w:before="100" w:line="240"/>
+              <w:ind w:left="100" w:right="100" w:firstLine="0" w:firstLineChars="0"/>
+              <w:rPr>
+                <w:rFonts w:ascii="Helvetica" w:hAnsi="Helvetica" w:eastAsia="Helvetica" w:cs="Helvetica"/>
+                <w:i w:val="false"/>
+                <w:b w:val="false"/>
+                <w:u w:val="none"/>
+                <w:sz w:val="22"/>
+                <w:szCs w:val="22"/>
+                <w:color w:val="000000"/>
+              </w:rPr>
+            </w:pPr>
+            <w:r>
+              <w:rPr>
+                <w:rFonts w:ascii="Helvetica" w:hAnsi="Helvetica" w:eastAsia="Helvetica" w:cs="Helvetica"/>
+                <w:i w:val="false"/>
+                <w:b w:val="false"/>
+                <w:u w:val="none"/>
+                <w:sz w:val="22"/>
+                <w:szCs w:val="22"/>
+                <w:color w:val="000000"/>
+              </w:rPr>
+              <w:t xml:space="preserve">-14, 4.3</w:t>
+            </w:r>
+          </w:p>
+        </w:tc>
+        <w:tc>
+          <w:tcPr>
+            <w:tcBorders>
+              <w:bottom w:val="none" w:sz="0" w:space="0" w:color="000000"/>
+              <w:top w:val="none" w:sz="0" w:space="0" w:color="000000"/>
+              <w:left w:val="none" w:sz="0" w:space="0" w:color="000000"/>
+              <w:right w:val="none" w:sz="0" w:space="0" w:color="000000"/>
+            </w:tcBorders>
+            <w:shd w:val="clear" w:color="auto" w:fill="FFFFFF"/>
+            <w:tcMar>
+              <w:top w:w="0" w:type="dxa"/>
+              <w:bottom w:w="0" w:type="dxa"/>
+              <w:left w:w="0" w:type="dxa"/>
+              <w:right w:w="0" w:type="dxa"/>
+            </w:tcMar>
+            <w:vAlign w:val="top"/>
+          </w:tcPr>
+          <w:p>
+            <w:pPr>
+              <w:pStyle w:val="Normal"/>
+              <w:jc w:val="center"/>
+              <w:pBdr>
+                <w:bottom w:val="none" w:sz="0" w:space="0" w:color="000000"/>
+                <w:top w:val="none" w:sz="0" w:space="0" w:color="000000"/>
+                <w:left w:val="none" w:sz="0" w:space="0" w:color="000000"/>
+                <w:right w:val="none" w:sz="0" w:space="0" w:color="000000"/>
+              </w:pBdr>
+              <w:spacing w:after="100" w:before="100" w:line="240"/>
+              <w:ind w:left="100" w:right="100" w:firstLine="0" w:firstLineChars="0"/>
+              <w:rPr>
+                <w:rFonts w:ascii="Helvetica" w:hAnsi="Helvetica" w:eastAsia="Helvetica" w:cs="Helvetica"/>
+                <w:i w:val="false"/>
+                <w:b w:val="false"/>
+                <w:u w:val="none"/>
+                <w:sz w:val="22"/>
+                <w:szCs w:val="22"/>
+                <w:color w:val="000000"/>
+              </w:rPr>
+            </w:pPr>
+            <w:r>
+              <w:rPr>
+                <w:rFonts w:ascii="Helvetica" w:hAnsi="Helvetica" w:eastAsia="Helvetica" w:cs="Helvetica"/>
+                <w:i w:val="false"/>
+                <w:b w:val="false"/>
+                <w:u w:val="none"/>
+                <w:sz w:val="22"/>
+                <w:szCs w:val="22"/>
+                <w:color w:val="000000"/>
+              </w:rPr>
+              <w:t xml:space="preserve">0.298</w:t>
             </w:r>
           </w:p>
         </w:tc>
@@ -14171,60 +14171,60 @@
                 <w:szCs w:val="22"/>
                 <w:color w:val="000000"/>
               </w:rPr>
-              <w:t xml:space="preserve">-20, -1.0</w:t>
-            </w:r>
-          </w:p>
-        </w:tc>
-        <w:tc>
-          <w:tcPr>
-            <w:tcBorders>
-              <w:bottom w:val="none" w:sz="0" w:space="0" w:color="000000"/>
-              <w:top w:val="none" w:sz="0" w:space="0" w:color="000000"/>
-              <w:left w:val="none" w:sz="0" w:space="0" w:color="000000"/>
-              <w:right w:val="none" w:sz="0" w:space="0" w:color="000000"/>
-            </w:tcBorders>
-            <w:shd w:val="clear" w:color="auto" w:fill="FFFFFF"/>
-            <w:tcMar>
-              <w:top w:w="0" w:type="dxa"/>
-              <w:bottom w:w="0" w:type="dxa"/>
-              <w:left w:w="0" w:type="dxa"/>
-              <w:right w:w="0" w:type="dxa"/>
-            </w:tcMar>
-            <w:vAlign w:val="top"/>
-          </w:tcPr>
-          <w:p>
-            <w:pPr>
-              <w:pStyle w:val="Normal"/>
-              <w:jc w:val="center"/>
-              <w:pBdr>
-                <w:bottom w:val="none" w:sz="0" w:space="0" w:color="000000"/>
-                <w:top w:val="none" w:sz="0" w:space="0" w:color="000000"/>
-                <w:left w:val="none" w:sz="0" w:space="0" w:color="000000"/>
-                <w:right w:val="none" w:sz="0" w:space="0" w:color="000000"/>
-              </w:pBdr>
-              <w:spacing w:after="100" w:before="100" w:line="240"/>
-              <w:ind w:left="100" w:right="100" w:firstLine="0" w:firstLineChars="0"/>
-              <w:rPr>
-                <w:rFonts w:ascii="Helvetica" w:hAnsi="Helvetica" w:eastAsia="Helvetica" w:cs="Helvetica"/>
-                <w:i w:val="false"/>
-                <w:b w:val="false"/>
-                <w:u w:val="none"/>
-                <w:sz w:val="22"/>
-                <w:szCs w:val="22"/>
-                <w:color w:val="000000"/>
-              </w:rPr>
-            </w:pPr>
-            <w:r>
-              <w:rPr>
-                <w:rFonts w:ascii="Helvetica" w:hAnsi="Helvetica" w:eastAsia="Helvetica" w:cs="Helvetica"/>
-                <w:i w:val="false"/>
-                <w:b w:val="false"/>
-                <w:u w:val="none"/>
-                <w:sz w:val="22"/>
-                <w:szCs w:val="22"/>
-                <w:color w:val="000000"/>
-              </w:rPr>
-              <w:t xml:space="preserve">0.030</w:t>
+              <w:t xml:space="preserve">-20, -0.59</w:t>
+            </w:r>
+          </w:p>
+        </w:tc>
+        <w:tc>
+          <w:tcPr>
+            <w:tcBorders>
+              <w:bottom w:val="none" w:sz="0" w:space="0" w:color="000000"/>
+              <w:top w:val="none" w:sz="0" w:space="0" w:color="000000"/>
+              <w:left w:val="none" w:sz="0" w:space="0" w:color="000000"/>
+              <w:right w:val="none" w:sz="0" w:space="0" w:color="000000"/>
+            </w:tcBorders>
+            <w:shd w:val="clear" w:color="auto" w:fill="FFFFFF"/>
+            <w:tcMar>
+              <w:top w:w="0" w:type="dxa"/>
+              <w:bottom w:w="0" w:type="dxa"/>
+              <w:left w:w="0" w:type="dxa"/>
+              <w:right w:w="0" w:type="dxa"/>
+            </w:tcMar>
+            <w:vAlign w:val="top"/>
+          </w:tcPr>
+          <w:p>
+            <w:pPr>
+              <w:pStyle w:val="Normal"/>
+              <w:jc w:val="center"/>
+              <w:pBdr>
+                <w:bottom w:val="none" w:sz="0" w:space="0" w:color="000000"/>
+                <w:top w:val="none" w:sz="0" w:space="0" w:color="000000"/>
+                <w:left w:val="none" w:sz="0" w:space="0" w:color="000000"/>
+                <w:right w:val="none" w:sz="0" w:space="0" w:color="000000"/>
+              </w:pBdr>
+              <w:spacing w:after="100" w:before="100" w:line="240"/>
+              <w:ind w:left="100" w:right="100" w:firstLine="0" w:firstLineChars="0"/>
+              <w:rPr>
+                <w:rFonts w:ascii="Helvetica" w:hAnsi="Helvetica" w:eastAsia="Helvetica" w:cs="Helvetica"/>
+                <w:i w:val="false"/>
+                <w:b w:val="false"/>
+                <w:u w:val="none"/>
+                <w:sz w:val="22"/>
+                <w:szCs w:val="22"/>
+                <w:color w:val="000000"/>
+              </w:rPr>
+            </w:pPr>
+            <w:r>
+              <w:rPr>
+                <w:rFonts w:ascii="Helvetica" w:hAnsi="Helvetica" w:eastAsia="Helvetica" w:cs="Helvetica"/>
+                <w:i w:val="false"/>
+                <w:b w:val="false"/>
+                <w:u w:val="none"/>
+                <w:sz w:val="22"/>
+                <w:szCs w:val="22"/>
+                <w:color w:val="000000"/>
+              </w:rPr>
+              <w:t xml:space="preserve">0.038</w:t>
             </w:r>
           </w:p>
         </w:tc>
@@ -14601,113 +14601,113 @@
                 <w:szCs w:val="22"/>
                 <w:color w:val="000000"/>
               </w:rPr>
-              <w:t xml:space="preserve">6.8</w:t>
-            </w:r>
-          </w:p>
-        </w:tc>
-        <w:tc>
-          <w:tcPr>
-            <w:tcBorders>
-              <w:bottom w:val="none" w:sz="0" w:space="0" w:color="000000"/>
-              <w:top w:val="none" w:sz="0" w:space="0" w:color="000000"/>
-              <w:left w:val="none" w:sz="0" w:space="0" w:color="000000"/>
-              <w:right w:val="none" w:sz="0" w:space="0" w:color="000000"/>
-            </w:tcBorders>
-            <w:shd w:val="clear" w:color="auto" w:fill="FFFFFF"/>
-            <w:tcMar>
-              <w:top w:w="0" w:type="dxa"/>
-              <w:bottom w:w="0" w:type="dxa"/>
-              <w:left w:w="0" w:type="dxa"/>
-              <w:right w:w="0" w:type="dxa"/>
-            </w:tcMar>
-            <w:vAlign w:val="top"/>
-          </w:tcPr>
-          <w:p>
-            <w:pPr>
-              <w:pStyle w:val="Normal"/>
-              <w:jc w:val="center"/>
-              <w:pBdr>
-                <w:bottom w:val="none" w:sz="0" w:space="0" w:color="000000"/>
-                <w:top w:val="none" w:sz="0" w:space="0" w:color="000000"/>
-                <w:left w:val="none" w:sz="0" w:space="0" w:color="000000"/>
-                <w:right w:val="none" w:sz="0" w:space="0" w:color="000000"/>
-              </w:pBdr>
-              <w:spacing w:after="100" w:before="100" w:line="240"/>
-              <w:ind w:left="100" w:right="100" w:firstLine="0" w:firstLineChars="0"/>
-              <w:rPr>
-                <w:rFonts w:ascii="Helvetica" w:hAnsi="Helvetica" w:eastAsia="Helvetica" w:cs="Helvetica"/>
-                <w:i w:val="false"/>
-                <w:b w:val="false"/>
-                <w:u w:val="none"/>
-                <w:sz w:val="22"/>
-                <w:szCs w:val="22"/>
-                <w:color w:val="000000"/>
-              </w:rPr>
-            </w:pPr>
-            <w:r>
-              <w:rPr>
-                <w:rFonts w:ascii="Helvetica" w:hAnsi="Helvetica" w:eastAsia="Helvetica" w:cs="Helvetica"/>
-                <w:i w:val="false"/>
-                <w:b w:val="false"/>
-                <w:u w:val="none"/>
-                <w:sz w:val="22"/>
-                <w:szCs w:val="22"/>
-                <w:color w:val="000000"/>
-              </w:rPr>
-              <w:t xml:space="preserve">0.10, 14</w:t>
-            </w:r>
-          </w:p>
-        </w:tc>
-        <w:tc>
-          <w:tcPr>
-            <w:tcBorders>
-              <w:bottom w:val="none" w:sz="0" w:space="0" w:color="000000"/>
-              <w:top w:val="none" w:sz="0" w:space="0" w:color="000000"/>
-              <w:left w:val="none" w:sz="0" w:space="0" w:color="000000"/>
-              <w:right w:val="none" w:sz="0" w:space="0" w:color="000000"/>
-            </w:tcBorders>
-            <w:shd w:val="clear" w:color="auto" w:fill="FFFFFF"/>
-            <w:tcMar>
-              <w:top w:w="0" w:type="dxa"/>
-              <w:bottom w:w="0" w:type="dxa"/>
-              <w:left w:w="0" w:type="dxa"/>
-              <w:right w:w="0" w:type="dxa"/>
-            </w:tcMar>
-            <w:vAlign w:val="top"/>
-          </w:tcPr>
-          <w:p>
-            <w:pPr>
-              <w:pStyle w:val="Normal"/>
-              <w:jc w:val="center"/>
-              <w:pBdr>
-                <w:bottom w:val="none" w:sz="0" w:space="0" w:color="000000"/>
-                <w:top w:val="none" w:sz="0" w:space="0" w:color="000000"/>
-                <w:left w:val="none" w:sz="0" w:space="0" w:color="000000"/>
-                <w:right w:val="none" w:sz="0" w:space="0" w:color="000000"/>
-              </w:pBdr>
-              <w:spacing w:after="100" w:before="100" w:line="240"/>
-              <w:ind w:left="100" w:right="100" w:firstLine="0" w:firstLineChars="0"/>
-              <w:rPr>
-                <w:rFonts w:ascii="Helvetica" w:hAnsi="Helvetica" w:eastAsia="Helvetica" w:cs="Helvetica"/>
-                <w:i w:val="false"/>
-                <w:b w:val="false"/>
-                <w:u w:val="none"/>
-                <w:sz w:val="22"/>
-                <w:szCs w:val="22"/>
-                <w:color w:val="000000"/>
-              </w:rPr>
-            </w:pPr>
-            <w:r>
-              <w:rPr>
-                <w:rFonts w:ascii="Helvetica" w:hAnsi="Helvetica" w:eastAsia="Helvetica" w:cs="Helvetica"/>
-                <w:i w:val="false"/>
-                <w:b w:val="false"/>
-                <w:u w:val="none"/>
-                <w:sz w:val="22"/>
-                <w:szCs w:val="22"/>
-                <w:color w:val="000000"/>
-              </w:rPr>
-              <w:t xml:space="preserve">0.047</w:t>
+              <w:t xml:space="preserve">7.0</w:t>
+            </w:r>
+          </w:p>
+        </w:tc>
+        <w:tc>
+          <w:tcPr>
+            <w:tcBorders>
+              <w:bottom w:val="none" w:sz="0" w:space="0" w:color="000000"/>
+              <w:top w:val="none" w:sz="0" w:space="0" w:color="000000"/>
+              <w:left w:val="none" w:sz="0" w:space="0" w:color="000000"/>
+              <w:right w:val="none" w:sz="0" w:space="0" w:color="000000"/>
+            </w:tcBorders>
+            <w:shd w:val="clear" w:color="auto" w:fill="FFFFFF"/>
+            <w:tcMar>
+              <w:top w:w="0" w:type="dxa"/>
+              <w:bottom w:w="0" w:type="dxa"/>
+              <w:left w:w="0" w:type="dxa"/>
+              <w:right w:w="0" w:type="dxa"/>
+            </w:tcMar>
+            <w:vAlign w:val="top"/>
+          </w:tcPr>
+          <w:p>
+            <w:pPr>
+              <w:pStyle w:val="Normal"/>
+              <w:jc w:val="center"/>
+              <w:pBdr>
+                <w:bottom w:val="none" w:sz="0" w:space="0" w:color="000000"/>
+                <w:top w:val="none" w:sz="0" w:space="0" w:color="000000"/>
+                <w:left w:val="none" w:sz="0" w:space="0" w:color="000000"/>
+                <w:right w:val="none" w:sz="0" w:space="0" w:color="000000"/>
+              </w:pBdr>
+              <w:spacing w:after="100" w:before="100" w:line="240"/>
+              <w:ind w:left="100" w:right="100" w:firstLine="0" w:firstLineChars="0"/>
+              <w:rPr>
+                <w:rFonts w:ascii="Helvetica" w:hAnsi="Helvetica" w:eastAsia="Helvetica" w:cs="Helvetica"/>
+                <w:i w:val="false"/>
+                <w:b w:val="false"/>
+                <w:u w:val="none"/>
+                <w:sz w:val="22"/>
+                <w:szCs w:val="22"/>
+                <w:color w:val="000000"/>
+              </w:rPr>
+            </w:pPr>
+            <w:r>
+              <w:rPr>
+                <w:rFonts w:ascii="Helvetica" w:hAnsi="Helvetica" w:eastAsia="Helvetica" w:cs="Helvetica"/>
+                <w:i w:val="false"/>
+                <w:b w:val="false"/>
+                <w:u w:val="none"/>
+                <w:sz w:val="22"/>
+                <w:szCs w:val="22"/>
+                <w:color w:val="000000"/>
+              </w:rPr>
+              <w:t xml:space="preserve">0.07, 14</w:t>
+            </w:r>
+          </w:p>
+        </w:tc>
+        <w:tc>
+          <w:tcPr>
+            <w:tcBorders>
+              <w:bottom w:val="none" w:sz="0" w:space="0" w:color="000000"/>
+              <w:top w:val="none" w:sz="0" w:space="0" w:color="000000"/>
+              <w:left w:val="none" w:sz="0" w:space="0" w:color="000000"/>
+              <w:right w:val="none" w:sz="0" w:space="0" w:color="000000"/>
+            </w:tcBorders>
+            <w:shd w:val="clear" w:color="auto" w:fill="FFFFFF"/>
+            <w:tcMar>
+              <w:top w:w="0" w:type="dxa"/>
+              <w:bottom w:w="0" w:type="dxa"/>
+              <w:left w:w="0" w:type="dxa"/>
+              <w:right w:w="0" w:type="dxa"/>
+            </w:tcMar>
+            <w:vAlign w:val="top"/>
+          </w:tcPr>
+          <w:p>
+            <w:pPr>
+              <w:pStyle w:val="Normal"/>
+              <w:jc w:val="center"/>
+              <w:pBdr>
+                <w:bottom w:val="none" w:sz="0" w:space="0" w:color="000000"/>
+                <w:top w:val="none" w:sz="0" w:space="0" w:color="000000"/>
+                <w:left w:val="none" w:sz="0" w:space="0" w:color="000000"/>
+                <w:right w:val="none" w:sz="0" w:space="0" w:color="000000"/>
+              </w:pBdr>
+              <w:spacing w:after="100" w:before="100" w:line="240"/>
+              <w:ind w:left="100" w:right="100" w:firstLine="0" w:firstLineChars="0"/>
+              <w:rPr>
+                <w:rFonts w:ascii="Helvetica" w:hAnsi="Helvetica" w:eastAsia="Helvetica" w:cs="Helvetica"/>
+                <w:i w:val="false"/>
+                <w:b w:val="false"/>
+                <w:u w:val="none"/>
+                <w:sz w:val="22"/>
+                <w:szCs w:val="22"/>
+                <w:color w:val="000000"/>
+              </w:rPr>
+            </w:pPr>
+            <w:r>
+              <w:rPr>
+                <w:rFonts w:ascii="Helvetica" w:hAnsi="Helvetica" w:eastAsia="Helvetica" w:cs="Helvetica"/>
+                <w:i w:val="false"/>
+                <w:b w:val="false"/>
+                <w:u w:val="none"/>
+                <w:sz w:val="22"/>
+                <w:szCs w:val="22"/>
+                <w:color w:val="000000"/>
+              </w:rPr>
+              <w:t xml:space="preserve">0.048</w:t>
             </w:r>
           </w:p>
         </w:tc>
@@ -15084,113 +15084,113 @@
                 <w:szCs w:val="22"/>
                 <w:color w:val="000000"/>
               </w:rPr>
-              <w:t xml:space="preserve">0.14</w:t>
-            </w:r>
-          </w:p>
-        </w:tc>
-        <w:tc>
-          <w:tcPr>
-            <w:tcBorders>
-              <w:bottom w:val="none" w:sz="0" w:space="0" w:color="000000"/>
-              <w:top w:val="none" w:sz="0" w:space="0" w:color="000000"/>
-              <w:left w:val="none" w:sz="0" w:space="0" w:color="000000"/>
-              <w:right w:val="none" w:sz="0" w:space="0" w:color="000000"/>
-            </w:tcBorders>
-            <w:shd w:val="clear" w:color="auto" w:fill="FFFFFF"/>
-            <w:tcMar>
-              <w:top w:w="0" w:type="dxa"/>
-              <w:bottom w:w="0" w:type="dxa"/>
-              <w:left w:w="0" w:type="dxa"/>
-              <w:right w:w="0" w:type="dxa"/>
-            </w:tcMar>
-            <w:vAlign w:val="top"/>
-          </w:tcPr>
-          <w:p>
-            <w:pPr>
-              <w:pStyle w:val="Normal"/>
-              <w:jc w:val="center"/>
-              <w:pBdr>
-                <w:bottom w:val="none" w:sz="0" w:space="0" w:color="000000"/>
-                <w:top w:val="none" w:sz="0" w:space="0" w:color="000000"/>
-                <w:left w:val="none" w:sz="0" w:space="0" w:color="000000"/>
-                <w:right w:val="none" w:sz="0" w:space="0" w:color="000000"/>
-              </w:pBdr>
-              <w:spacing w:after="100" w:before="100" w:line="240"/>
-              <w:ind w:left="100" w:right="100" w:firstLine="0" w:firstLineChars="0"/>
-              <w:rPr>
-                <w:rFonts w:ascii="Helvetica" w:hAnsi="Helvetica" w:eastAsia="Helvetica" w:cs="Helvetica"/>
-                <w:i w:val="false"/>
-                <w:b w:val="false"/>
-                <w:u w:val="none"/>
-                <w:sz w:val="22"/>
-                <w:szCs w:val="22"/>
-                <w:color w:val="000000"/>
-              </w:rPr>
-            </w:pPr>
-            <w:r>
-              <w:rPr>
-                <w:rFonts w:ascii="Helvetica" w:hAnsi="Helvetica" w:eastAsia="Helvetica" w:cs="Helvetica"/>
-                <w:i w:val="false"/>
-                <w:b w:val="false"/>
-                <w:u w:val="none"/>
-                <w:sz w:val="22"/>
-                <w:szCs w:val="22"/>
-                <w:color w:val="000000"/>
-              </w:rPr>
-              <w:t xml:space="preserve">-0.27, 0.55</w:t>
-            </w:r>
-          </w:p>
-        </w:tc>
-        <w:tc>
-          <w:tcPr>
-            <w:tcBorders>
-              <w:bottom w:val="none" w:sz="0" w:space="0" w:color="000000"/>
-              <w:top w:val="none" w:sz="0" w:space="0" w:color="000000"/>
-              <w:left w:val="none" w:sz="0" w:space="0" w:color="000000"/>
-              <w:right w:val="none" w:sz="0" w:space="0" w:color="000000"/>
-            </w:tcBorders>
-            <w:shd w:val="clear" w:color="auto" w:fill="FFFFFF"/>
-            <w:tcMar>
-              <w:top w:w="0" w:type="dxa"/>
-              <w:bottom w:w="0" w:type="dxa"/>
-              <w:left w:w="0" w:type="dxa"/>
-              <w:right w:w="0" w:type="dxa"/>
-            </w:tcMar>
-            <w:vAlign w:val="top"/>
-          </w:tcPr>
-          <w:p>
-            <w:pPr>
-              <w:pStyle w:val="Normal"/>
-              <w:jc w:val="center"/>
-              <w:pBdr>
-                <w:bottom w:val="none" w:sz="0" w:space="0" w:color="000000"/>
-                <w:top w:val="none" w:sz="0" w:space="0" w:color="000000"/>
-                <w:left w:val="none" w:sz="0" w:space="0" w:color="000000"/>
-                <w:right w:val="none" w:sz="0" w:space="0" w:color="000000"/>
-              </w:pBdr>
-              <w:spacing w:after="100" w:before="100" w:line="240"/>
-              <w:ind w:left="100" w:right="100" w:firstLine="0" w:firstLineChars="0"/>
-              <w:rPr>
-                <w:rFonts w:ascii="Helvetica" w:hAnsi="Helvetica" w:eastAsia="Helvetica" w:cs="Helvetica"/>
-                <w:i w:val="false"/>
-                <w:b w:val="false"/>
-                <w:u w:val="none"/>
-                <w:sz w:val="22"/>
-                <w:szCs w:val="22"/>
-                <w:color w:val="000000"/>
-              </w:rPr>
-            </w:pPr>
-            <w:r>
-              <w:rPr>
-                <w:rFonts w:ascii="Helvetica" w:hAnsi="Helvetica" w:eastAsia="Helvetica" w:cs="Helvetica"/>
-                <w:i w:val="false"/>
-                <w:b w:val="false"/>
-                <w:u w:val="none"/>
-                <w:sz w:val="22"/>
-                <w:szCs w:val="22"/>
-                <w:color w:val="000000"/>
-              </w:rPr>
-              <w:t xml:space="preserve">0.510</w:t>
+              <w:t xml:space="preserve">-0.32</w:t>
+            </w:r>
+          </w:p>
+        </w:tc>
+        <w:tc>
+          <w:tcPr>
+            <w:tcBorders>
+              <w:bottom w:val="none" w:sz="0" w:space="0" w:color="000000"/>
+              <w:top w:val="none" w:sz="0" w:space="0" w:color="000000"/>
+              <w:left w:val="none" w:sz="0" w:space="0" w:color="000000"/>
+              <w:right w:val="none" w:sz="0" w:space="0" w:color="000000"/>
+            </w:tcBorders>
+            <w:shd w:val="clear" w:color="auto" w:fill="FFFFFF"/>
+            <w:tcMar>
+              <w:top w:w="0" w:type="dxa"/>
+              <w:bottom w:w="0" w:type="dxa"/>
+              <w:left w:w="0" w:type="dxa"/>
+              <w:right w:w="0" w:type="dxa"/>
+            </w:tcMar>
+            <w:vAlign w:val="top"/>
+          </w:tcPr>
+          <w:p>
+            <w:pPr>
+              <w:pStyle w:val="Normal"/>
+              <w:jc w:val="center"/>
+              <w:pBdr>
+                <w:bottom w:val="none" w:sz="0" w:space="0" w:color="000000"/>
+                <w:top w:val="none" w:sz="0" w:space="0" w:color="000000"/>
+                <w:left w:val="none" w:sz="0" w:space="0" w:color="000000"/>
+                <w:right w:val="none" w:sz="0" w:space="0" w:color="000000"/>
+              </w:pBdr>
+              <w:spacing w:after="100" w:before="100" w:line="240"/>
+              <w:ind w:left="100" w:right="100" w:firstLine="0" w:firstLineChars="0"/>
+              <w:rPr>
+                <w:rFonts w:ascii="Helvetica" w:hAnsi="Helvetica" w:eastAsia="Helvetica" w:cs="Helvetica"/>
+                <w:i w:val="false"/>
+                <w:b w:val="false"/>
+                <w:u w:val="none"/>
+                <w:sz w:val="22"/>
+                <w:szCs w:val="22"/>
+                <w:color w:val="000000"/>
+              </w:rPr>
+            </w:pPr>
+            <w:r>
+              <w:rPr>
+                <w:rFonts w:ascii="Helvetica" w:hAnsi="Helvetica" w:eastAsia="Helvetica" w:cs="Helvetica"/>
+                <w:i w:val="false"/>
+                <w:b w:val="false"/>
+                <w:u w:val="none"/>
+                <w:sz w:val="22"/>
+                <w:szCs w:val="22"/>
+                <w:color w:val="000000"/>
+              </w:rPr>
+              <w:t xml:space="preserve">-0.66, 0.03</w:t>
+            </w:r>
+          </w:p>
+        </w:tc>
+        <w:tc>
+          <w:tcPr>
+            <w:tcBorders>
+              <w:bottom w:val="none" w:sz="0" w:space="0" w:color="000000"/>
+              <w:top w:val="none" w:sz="0" w:space="0" w:color="000000"/>
+              <w:left w:val="none" w:sz="0" w:space="0" w:color="000000"/>
+              <w:right w:val="none" w:sz="0" w:space="0" w:color="000000"/>
+            </w:tcBorders>
+            <w:shd w:val="clear" w:color="auto" w:fill="FFFFFF"/>
+            <w:tcMar>
+              <w:top w:w="0" w:type="dxa"/>
+              <w:bottom w:w="0" w:type="dxa"/>
+              <w:left w:w="0" w:type="dxa"/>
+              <w:right w:w="0" w:type="dxa"/>
+            </w:tcMar>
+            <w:vAlign w:val="top"/>
+          </w:tcPr>
+          <w:p>
+            <w:pPr>
+              <w:pStyle w:val="Normal"/>
+              <w:jc w:val="center"/>
+              <w:pBdr>
+                <w:bottom w:val="none" w:sz="0" w:space="0" w:color="000000"/>
+                <w:top w:val="none" w:sz="0" w:space="0" w:color="000000"/>
+                <w:left w:val="none" w:sz="0" w:space="0" w:color="000000"/>
+                <w:right w:val="none" w:sz="0" w:space="0" w:color="000000"/>
+              </w:pBdr>
+              <w:spacing w:after="100" w:before="100" w:line="240"/>
+              <w:ind w:left="100" w:right="100" w:firstLine="0" w:firstLineChars="0"/>
+              <w:rPr>
+                <w:rFonts w:ascii="Helvetica" w:hAnsi="Helvetica" w:eastAsia="Helvetica" w:cs="Helvetica"/>
+                <w:i w:val="false"/>
+                <w:b w:val="false"/>
+                <w:u w:val="none"/>
+                <w:sz w:val="22"/>
+                <w:szCs w:val="22"/>
+                <w:color w:val="000000"/>
+              </w:rPr>
+            </w:pPr>
+            <w:r>
+              <w:rPr>
+                <w:rFonts w:ascii="Helvetica" w:hAnsi="Helvetica" w:eastAsia="Helvetica" w:cs="Helvetica"/>
+                <w:i w:val="false"/>
+                <w:b w:val="false"/>
+                <w:u w:val="none"/>
+                <w:sz w:val="22"/>
+                <w:szCs w:val="22"/>
+                <w:color w:val="000000"/>
+              </w:rPr>
+              <w:t xml:space="preserve">0.076</w:t>
             </w:r>
           </w:p>
         </w:tc>
@@ -15567,113 +15567,113 @@
                 <w:szCs w:val="22"/>
                 <w:color w:val="000000"/>
               </w:rPr>
-              <w:t xml:space="preserve">5.8</w:t>
-            </w:r>
-          </w:p>
-        </w:tc>
-        <w:tc>
-          <w:tcPr>
-            <w:tcBorders>
-              <w:bottom w:val="none" w:sz="0" w:space="0" w:color="000000"/>
-              <w:top w:val="none" w:sz="0" w:space="0" w:color="000000"/>
-              <w:left w:val="none" w:sz="0" w:space="0" w:color="000000"/>
-              <w:right w:val="none" w:sz="0" w:space="0" w:color="000000"/>
-            </w:tcBorders>
-            <w:shd w:val="clear" w:color="auto" w:fill="FFFFFF"/>
-            <w:tcMar>
-              <w:top w:w="0" w:type="dxa"/>
-              <w:bottom w:w="0" w:type="dxa"/>
-              <w:left w:w="0" w:type="dxa"/>
-              <w:right w:w="0" w:type="dxa"/>
-            </w:tcMar>
-            <w:vAlign w:val="top"/>
-          </w:tcPr>
-          <w:p>
-            <w:pPr>
-              <w:pStyle w:val="Normal"/>
-              <w:jc w:val="center"/>
-              <w:pBdr>
-                <w:bottom w:val="none" w:sz="0" w:space="0" w:color="000000"/>
-                <w:top w:val="none" w:sz="0" w:space="0" w:color="000000"/>
-                <w:left w:val="none" w:sz="0" w:space="0" w:color="000000"/>
-                <w:right w:val="none" w:sz="0" w:space="0" w:color="000000"/>
-              </w:pBdr>
-              <w:spacing w:after="100" w:before="100" w:line="240"/>
-              <w:ind w:left="100" w:right="100" w:firstLine="0" w:firstLineChars="0"/>
-              <w:rPr>
-                <w:rFonts w:ascii="Helvetica" w:hAnsi="Helvetica" w:eastAsia="Helvetica" w:cs="Helvetica"/>
-                <w:i w:val="false"/>
-                <w:b w:val="false"/>
-                <w:u w:val="none"/>
-                <w:sz w:val="22"/>
-                <w:szCs w:val="22"/>
-                <w:color w:val="000000"/>
-              </w:rPr>
-            </w:pPr>
-            <w:r>
-              <w:rPr>
-                <w:rFonts w:ascii="Helvetica" w:hAnsi="Helvetica" w:eastAsia="Helvetica" w:cs="Helvetica"/>
-                <w:i w:val="false"/>
-                <w:b w:val="false"/>
-                <w:u w:val="none"/>
-                <w:sz w:val="22"/>
-                <w:szCs w:val="22"/>
-                <w:color w:val="000000"/>
-              </w:rPr>
-              <w:t xml:space="preserve">0.64, 11</w:t>
-            </w:r>
-          </w:p>
-        </w:tc>
-        <w:tc>
-          <w:tcPr>
-            <w:tcBorders>
-              <w:bottom w:val="none" w:sz="0" w:space="0" w:color="000000"/>
-              <w:top w:val="none" w:sz="0" w:space="0" w:color="000000"/>
-              <w:left w:val="none" w:sz="0" w:space="0" w:color="000000"/>
-              <w:right w:val="none" w:sz="0" w:space="0" w:color="000000"/>
-            </w:tcBorders>
-            <w:shd w:val="clear" w:color="auto" w:fill="FFFFFF"/>
-            <w:tcMar>
-              <w:top w:w="0" w:type="dxa"/>
-              <w:bottom w:w="0" w:type="dxa"/>
-              <w:left w:w="0" w:type="dxa"/>
-              <w:right w:w="0" w:type="dxa"/>
-            </w:tcMar>
-            <w:vAlign w:val="top"/>
-          </w:tcPr>
-          <w:p>
-            <w:pPr>
-              <w:pStyle w:val="Normal"/>
-              <w:jc w:val="center"/>
-              <w:pBdr>
-                <w:bottom w:val="none" w:sz="0" w:space="0" w:color="000000"/>
-                <w:top w:val="none" w:sz="0" w:space="0" w:color="000000"/>
-                <w:left w:val="none" w:sz="0" w:space="0" w:color="000000"/>
-                <w:right w:val="none" w:sz="0" w:space="0" w:color="000000"/>
-              </w:pBdr>
-              <w:spacing w:after="100" w:before="100" w:line="240"/>
-              <w:ind w:left="100" w:right="100" w:firstLine="0" w:firstLineChars="0"/>
-              <w:rPr>
-                <w:rFonts w:ascii="Helvetica" w:hAnsi="Helvetica" w:eastAsia="Helvetica" w:cs="Helvetica"/>
-                <w:i w:val="false"/>
-                <w:b w:val="false"/>
-                <w:u w:val="none"/>
-                <w:sz w:val="22"/>
-                <w:szCs w:val="22"/>
-                <w:color w:val="000000"/>
-              </w:rPr>
-            </w:pPr>
-            <w:r>
-              <w:rPr>
-                <w:rFonts w:ascii="Helvetica" w:hAnsi="Helvetica" w:eastAsia="Helvetica" w:cs="Helvetica"/>
-                <w:i w:val="false"/>
-                <w:b w:val="false"/>
-                <w:u w:val="none"/>
-                <w:sz w:val="22"/>
-                <w:szCs w:val="22"/>
-                <w:color w:val="000000"/>
-              </w:rPr>
-              <w:t xml:space="preserve">0.028</w:t>
+              <w:t xml:space="preserve">5.1</w:t>
+            </w:r>
+          </w:p>
+        </w:tc>
+        <w:tc>
+          <w:tcPr>
+            <w:tcBorders>
+              <w:bottom w:val="none" w:sz="0" w:space="0" w:color="000000"/>
+              <w:top w:val="none" w:sz="0" w:space="0" w:color="000000"/>
+              <w:left w:val="none" w:sz="0" w:space="0" w:color="000000"/>
+              <w:right w:val="none" w:sz="0" w:space="0" w:color="000000"/>
+            </w:tcBorders>
+            <w:shd w:val="clear" w:color="auto" w:fill="FFFFFF"/>
+            <w:tcMar>
+              <w:top w:w="0" w:type="dxa"/>
+              <w:bottom w:w="0" w:type="dxa"/>
+              <w:left w:w="0" w:type="dxa"/>
+              <w:right w:w="0" w:type="dxa"/>
+            </w:tcMar>
+            <w:vAlign w:val="top"/>
+          </w:tcPr>
+          <w:p>
+            <w:pPr>
+              <w:pStyle w:val="Normal"/>
+              <w:jc w:val="center"/>
+              <w:pBdr>
+                <w:bottom w:val="none" w:sz="0" w:space="0" w:color="000000"/>
+                <w:top w:val="none" w:sz="0" w:space="0" w:color="000000"/>
+                <w:left w:val="none" w:sz="0" w:space="0" w:color="000000"/>
+                <w:right w:val="none" w:sz="0" w:space="0" w:color="000000"/>
+              </w:pBdr>
+              <w:spacing w:after="100" w:before="100" w:line="240"/>
+              <w:ind w:left="100" w:right="100" w:firstLine="0" w:firstLineChars="0"/>
+              <w:rPr>
+                <w:rFonts w:ascii="Helvetica" w:hAnsi="Helvetica" w:eastAsia="Helvetica" w:cs="Helvetica"/>
+                <w:i w:val="false"/>
+                <w:b w:val="false"/>
+                <w:u w:val="none"/>
+                <w:sz w:val="22"/>
+                <w:szCs w:val="22"/>
+                <w:color w:val="000000"/>
+              </w:rPr>
+            </w:pPr>
+            <w:r>
+              <w:rPr>
+                <w:rFonts w:ascii="Helvetica" w:hAnsi="Helvetica" w:eastAsia="Helvetica" w:cs="Helvetica"/>
+                <w:i w:val="false"/>
+                <w:b w:val="false"/>
+                <w:u w:val="none"/>
+                <w:sz w:val="22"/>
+                <w:szCs w:val="22"/>
+                <w:color w:val="000000"/>
+              </w:rPr>
+              <w:t xml:space="preserve">-0.17, 10</w:t>
+            </w:r>
+          </w:p>
+        </w:tc>
+        <w:tc>
+          <w:tcPr>
+            <w:tcBorders>
+              <w:bottom w:val="none" w:sz="0" w:space="0" w:color="000000"/>
+              <w:top w:val="none" w:sz="0" w:space="0" w:color="000000"/>
+              <w:left w:val="none" w:sz="0" w:space="0" w:color="000000"/>
+              <w:right w:val="none" w:sz="0" w:space="0" w:color="000000"/>
+            </w:tcBorders>
+            <w:shd w:val="clear" w:color="auto" w:fill="FFFFFF"/>
+            <w:tcMar>
+              <w:top w:w="0" w:type="dxa"/>
+              <w:bottom w:w="0" w:type="dxa"/>
+              <w:left w:w="0" w:type="dxa"/>
+              <w:right w:w="0" w:type="dxa"/>
+            </w:tcMar>
+            <w:vAlign w:val="top"/>
+          </w:tcPr>
+          <w:p>
+            <w:pPr>
+              <w:pStyle w:val="Normal"/>
+              <w:jc w:val="center"/>
+              <w:pBdr>
+                <w:bottom w:val="none" w:sz="0" w:space="0" w:color="000000"/>
+                <w:top w:val="none" w:sz="0" w:space="0" w:color="000000"/>
+                <w:left w:val="none" w:sz="0" w:space="0" w:color="000000"/>
+                <w:right w:val="none" w:sz="0" w:space="0" w:color="000000"/>
+              </w:pBdr>
+              <w:spacing w:after="100" w:before="100" w:line="240"/>
+              <w:ind w:left="100" w:right="100" w:firstLine="0" w:firstLineChars="0"/>
+              <w:rPr>
+                <w:rFonts w:ascii="Helvetica" w:hAnsi="Helvetica" w:eastAsia="Helvetica" w:cs="Helvetica"/>
+                <w:i w:val="false"/>
+                <w:b w:val="false"/>
+                <w:u w:val="none"/>
+                <w:sz w:val="22"/>
+                <w:szCs w:val="22"/>
+                <w:color w:val="000000"/>
+              </w:rPr>
+            </w:pPr>
+            <w:r>
+              <w:rPr>
+                <w:rFonts w:ascii="Helvetica" w:hAnsi="Helvetica" w:eastAsia="Helvetica" w:cs="Helvetica"/>
+                <w:i w:val="false"/>
+                <w:b w:val="false"/>
+                <w:u w:val="none"/>
+                <w:sz w:val="22"/>
+                <w:szCs w:val="22"/>
+                <w:color w:val="000000"/>
+              </w:rPr>
+              <w:t xml:space="preserve">0.058</w:t>
             </w:r>
           </w:p>
         </w:tc>
@@ -16050,113 +16050,113 @@
                 <w:szCs w:val="22"/>
                 <w:color w:val="000000"/>
               </w:rPr>
-              <w:t xml:space="preserve">-2.0</w:t>
-            </w:r>
-          </w:p>
-        </w:tc>
-        <w:tc>
-          <w:tcPr>
-            <w:tcBorders>
-              <w:bottom w:val="none" w:sz="0" w:space="0" w:color="000000"/>
-              <w:top w:val="none" w:sz="0" w:space="0" w:color="000000"/>
-              <w:left w:val="none" w:sz="0" w:space="0" w:color="000000"/>
-              <w:right w:val="none" w:sz="0" w:space="0" w:color="000000"/>
-            </w:tcBorders>
-            <w:shd w:val="clear" w:color="auto" w:fill="FFFFFF"/>
-            <w:tcMar>
-              <w:top w:w="0" w:type="dxa"/>
-              <w:bottom w:w="0" w:type="dxa"/>
-              <w:left w:w="0" w:type="dxa"/>
-              <w:right w:w="0" w:type="dxa"/>
-            </w:tcMar>
-            <w:vAlign w:val="top"/>
-          </w:tcPr>
-          <w:p>
-            <w:pPr>
-              <w:pStyle w:val="Normal"/>
-              <w:jc w:val="center"/>
-              <w:pBdr>
-                <w:bottom w:val="none" w:sz="0" w:space="0" w:color="000000"/>
-                <w:top w:val="none" w:sz="0" w:space="0" w:color="000000"/>
-                <w:left w:val="none" w:sz="0" w:space="0" w:color="000000"/>
-                <w:right w:val="none" w:sz="0" w:space="0" w:color="000000"/>
-              </w:pBdr>
-              <w:spacing w:after="100" w:before="100" w:line="240"/>
-              <w:ind w:left="100" w:right="100" w:firstLine="0" w:firstLineChars="0"/>
-              <w:rPr>
-                <w:rFonts w:ascii="Helvetica" w:hAnsi="Helvetica" w:eastAsia="Helvetica" w:cs="Helvetica"/>
-                <w:i w:val="false"/>
-                <w:b w:val="false"/>
-                <w:u w:val="none"/>
-                <w:sz w:val="22"/>
-                <w:szCs w:val="22"/>
-                <w:color w:val="000000"/>
-              </w:rPr>
-            </w:pPr>
-            <w:r>
-              <w:rPr>
-                <w:rFonts w:ascii="Helvetica" w:hAnsi="Helvetica" w:eastAsia="Helvetica" w:cs="Helvetica"/>
-                <w:i w:val="false"/>
-                <w:b w:val="false"/>
-                <w:u w:val="none"/>
-                <w:sz w:val="22"/>
-                <w:szCs w:val="22"/>
-                <w:color w:val="000000"/>
-              </w:rPr>
-              <w:t xml:space="preserve">-18, 14</w:t>
-            </w:r>
-          </w:p>
-        </w:tc>
-        <w:tc>
-          <w:tcPr>
-            <w:tcBorders>
-              <w:bottom w:val="none" w:sz="0" w:space="0" w:color="000000"/>
-              <w:top w:val="none" w:sz="0" w:space="0" w:color="000000"/>
-              <w:left w:val="none" w:sz="0" w:space="0" w:color="000000"/>
-              <w:right w:val="none" w:sz="0" w:space="0" w:color="000000"/>
-            </w:tcBorders>
-            <w:shd w:val="clear" w:color="auto" w:fill="FFFFFF"/>
-            <w:tcMar>
-              <w:top w:w="0" w:type="dxa"/>
-              <w:bottom w:w="0" w:type="dxa"/>
-              <w:left w:w="0" w:type="dxa"/>
-              <w:right w:w="0" w:type="dxa"/>
-            </w:tcMar>
-            <w:vAlign w:val="top"/>
-          </w:tcPr>
-          <w:p>
-            <w:pPr>
-              <w:pStyle w:val="Normal"/>
-              <w:jc w:val="center"/>
-              <w:pBdr>
-                <w:bottom w:val="none" w:sz="0" w:space="0" w:color="000000"/>
-                <w:top w:val="none" w:sz="0" w:space="0" w:color="000000"/>
-                <w:left w:val="none" w:sz="0" w:space="0" w:color="000000"/>
-                <w:right w:val="none" w:sz="0" w:space="0" w:color="000000"/>
-              </w:pBdr>
-              <w:spacing w:after="100" w:before="100" w:line="240"/>
-              <w:ind w:left="100" w:right="100" w:firstLine="0" w:firstLineChars="0"/>
-              <w:rPr>
-                <w:rFonts w:ascii="Helvetica" w:hAnsi="Helvetica" w:eastAsia="Helvetica" w:cs="Helvetica"/>
-                <w:i w:val="false"/>
-                <w:b w:val="false"/>
-                <w:u w:val="none"/>
-                <w:sz w:val="22"/>
-                <w:szCs w:val="22"/>
-                <w:color w:val="000000"/>
-              </w:rPr>
-            </w:pPr>
-            <w:r>
-              <w:rPr>
-                <w:rFonts w:ascii="Helvetica" w:hAnsi="Helvetica" w:eastAsia="Helvetica" w:cs="Helvetica"/>
-                <w:i w:val="false"/>
-                <w:b w:val="false"/>
-                <w:u w:val="none"/>
-                <w:sz w:val="22"/>
-                <w:szCs w:val="22"/>
-                <w:color w:val="000000"/>
-              </w:rPr>
-              <w:t xml:space="preserve">0.802</w:t>
+              <w:t xml:space="preserve">-1.2</w:t>
+            </w:r>
+          </w:p>
+        </w:tc>
+        <w:tc>
+          <w:tcPr>
+            <w:tcBorders>
+              <w:bottom w:val="none" w:sz="0" w:space="0" w:color="000000"/>
+              <w:top w:val="none" w:sz="0" w:space="0" w:color="000000"/>
+              <w:left w:val="none" w:sz="0" w:space="0" w:color="000000"/>
+              <w:right w:val="none" w:sz="0" w:space="0" w:color="000000"/>
+            </w:tcBorders>
+            <w:shd w:val="clear" w:color="auto" w:fill="FFFFFF"/>
+            <w:tcMar>
+              <w:top w:w="0" w:type="dxa"/>
+              <w:bottom w:w="0" w:type="dxa"/>
+              <w:left w:w="0" w:type="dxa"/>
+              <w:right w:w="0" w:type="dxa"/>
+            </w:tcMar>
+            <w:vAlign w:val="top"/>
+          </w:tcPr>
+          <w:p>
+            <w:pPr>
+              <w:pStyle w:val="Normal"/>
+              <w:jc w:val="center"/>
+              <w:pBdr>
+                <w:bottom w:val="none" w:sz="0" w:space="0" w:color="000000"/>
+                <w:top w:val="none" w:sz="0" w:space="0" w:color="000000"/>
+                <w:left w:val="none" w:sz="0" w:space="0" w:color="000000"/>
+                <w:right w:val="none" w:sz="0" w:space="0" w:color="000000"/>
+              </w:pBdr>
+              <w:spacing w:after="100" w:before="100" w:line="240"/>
+              <w:ind w:left="100" w:right="100" w:firstLine="0" w:firstLineChars="0"/>
+              <w:rPr>
+                <w:rFonts w:ascii="Helvetica" w:hAnsi="Helvetica" w:eastAsia="Helvetica" w:cs="Helvetica"/>
+                <w:i w:val="false"/>
+                <w:b w:val="false"/>
+                <w:u w:val="none"/>
+                <w:sz w:val="22"/>
+                <w:szCs w:val="22"/>
+                <w:color w:val="000000"/>
+              </w:rPr>
+            </w:pPr>
+            <w:r>
+              <w:rPr>
+                <w:rFonts w:ascii="Helvetica" w:hAnsi="Helvetica" w:eastAsia="Helvetica" w:cs="Helvetica"/>
+                <w:i w:val="false"/>
+                <w:b w:val="false"/>
+                <w:u w:val="none"/>
+                <w:sz w:val="22"/>
+                <w:szCs w:val="22"/>
+                <w:color w:val="000000"/>
+              </w:rPr>
+              <w:t xml:space="preserve">-17, 15</w:t>
+            </w:r>
+          </w:p>
+        </w:tc>
+        <w:tc>
+          <w:tcPr>
+            <w:tcBorders>
+              <w:bottom w:val="none" w:sz="0" w:space="0" w:color="000000"/>
+              <w:top w:val="none" w:sz="0" w:space="0" w:color="000000"/>
+              <w:left w:val="none" w:sz="0" w:space="0" w:color="000000"/>
+              <w:right w:val="none" w:sz="0" w:space="0" w:color="000000"/>
+            </w:tcBorders>
+            <w:shd w:val="clear" w:color="auto" w:fill="FFFFFF"/>
+            <w:tcMar>
+              <w:top w:w="0" w:type="dxa"/>
+              <w:bottom w:w="0" w:type="dxa"/>
+              <w:left w:w="0" w:type="dxa"/>
+              <w:right w:w="0" w:type="dxa"/>
+            </w:tcMar>
+            <w:vAlign w:val="top"/>
+          </w:tcPr>
+          <w:p>
+            <w:pPr>
+              <w:pStyle w:val="Normal"/>
+              <w:jc w:val="center"/>
+              <w:pBdr>
+                <w:bottom w:val="none" w:sz="0" w:space="0" w:color="000000"/>
+                <w:top w:val="none" w:sz="0" w:space="0" w:color="000000"/>
+                <w:left w:val="none" w:sz="0" w:space="0" w:color="000000"/>
+                <w:right w:val="none" w:sz="0" w:space="0" w:color="000000"/>
+              </w:pBdr>
+              <w:spacing w:after="100" w:before="100" w:line="240"/>
+              <w:ind w:left="100" w:right="100" w:firstLine="0" w:firstLineChars="0"/>
+              <w:rPr>
+                <w:rFonts w:ascii="Helvetica" w:hAnsi="Helvetica" w:eastAsia="Helvetica" w:cs="Helvetica"/>
+                <w:i w:val="false"/>
+                <w:b w:val="false"/>
+                <w:u w:val="none"/>
+                <w:sz w:val="22"/>
+                <w:szCs w:val="22"/>
+                <w:color w:val="000000"/>
+              </w:rPr>
+            </w:pPr>
+            <w:r>
+              <w:rPr>
+                <w:rFonts w:ascii="Helvetica" w:hAnsi="Helvetica" w:eastAsia="Helvetica" w:cs="Helvetica"/>
+                <w:i w:val="false"/>
+                <w:b w:val="false"/>
+                <w:u w:val="none"/>
+                <w:sz w:val="22"/>
+                <w:szCs w:val="22"/>
+                <w:color w:val="000000"/>
+              </w:rPr>
+              <w:t xml:space="preserve">0.886</w:t>
             </w:r>
           </w:p>
         </w:tc>
@@ -16533,120 +16533,120 @@
                 <w:szCs w:val="22"/>
                 <w:color w:val="000000"/>
               </w:rPr>
-              <w:t xml:space="preserve">-2.6</w:t>
-            </w:r>
-          </w:p>
-        </w:tc>
-        <w:tc>
-          <w:tcPr>
-            <w:tcBorders>
-              <w:bottom w:val="none" w:sz="0" w:space="0" w:color="000000"/>
-              <w:top w:val="none" w:sz="0" w:space="0" w:color="000000"/>
-              <w:left w:val="none" w:sz="0" w:space="0" w:color="000000"/>
-              <w:right w:val="none" w:sz="0" w:space="0" w:color="000000"/>
-            </w:tcBorders>
-            <w:shd w:val="clear" w:color="auto" w:fill="FFFFFF"/>
-            <w:tcMar>
-              <w:top w:w="0" w:type="dxa"/>
-              <w:bottom w:w="0" w:type="dxa"/>
-              <w:left w:w="0" w:type="dxa"/>
-              <w:right w:w="0" w:type="dxa"/>
-            </w:tcMar>
-            <w:vAlign w:val="top"/>
-          </w:tcPr>
-          <w:p>
-            <w:pPr>
-              <w:pStyle w:val="Normal"/>
-              <w:jc w:val="center"/>
-              <w:pBdr>
-                <w:bottom w:val="none" w:sz="0" w:space="0" w:color="000000"/>
-                <w:top w:val="none" w:sz="0" w:space="0" w:color="000000"/>
-                <w:left w:val="none" w:sz="0" w:space="0" w:color="000000"/>
-                <w:right w:val="none" w:sz="0" w:space="0" w:color="000000"/>
-              </w:pBdr>
-              <w:spacing w:after="100" w:before="100" w:line="240"/>
-              <w:ind w:left="100" w:right="100" w:firstLine="0" w:firstLineChars="0"/>
-              <w:rPr>
-                <w:rFonts w:ascii="Helvetica" w:hAnsi="Helvetica" w:eastAsia="Helvetica" w:cs="Helvetica"/>
-                <w:i w:val="false"/>
-                <w:b w:val="false"/>
-                <w:u w:val="none"/>
-                <w:sz w:val="22"/>
-                <w:szCs w:val="22"/>
-                <w:color w:val="000000"/>
-              </w:rPr>
-            </w:pPr>
-            <w:r>
-              <w:rPr>
-                <w:rFonts w:ascii="Helvetica" w:hAnsi="Helvetica" w:eastAsia="Helvetica" w:cs="Helvetica"/>
-                <w:i w:val="false"/>
-                <w:b w:val="false"/>
-                <w:u w:val="none"/>
-                <w:sz w:val="22"/>
-                <w:szCs w:val="22"/>
-                <w:color w:val="000000"/>
-              </w:rPr>
-              <w:t xml:space="preserve">-8.3, 3.1</w:t>
-            </w:r>
-          </w:p>
-        </w:tc>
-        <w:tc>
-          <w:tcPr>
-            <w:tcBorders>
-              <w:bottom w:val="none" w:sz="0" w:space="0" w:color="000000"/>
-              <w:top w:val="none" w:sz="0" w:space="0" w:color="000000"/>
-              <w:left w:val="none" w:sz="0" w:space="0" w:color="000000"/>
-              <w:right w:val="none" w:sz="0" w:space="0" w:color="000000"/>
-            </w:tcBorders>
-            <w:shd w:val="clear" w:color="auto" w:fill="FFFFFF"/>
-            <w:tcMar>
-              <w:top w:w="0" w:type="dxa"/>
-              <w:bottom w:w="0" w:type="dxa"/>
-              <w:left w:w="0" w:type="dxa"/>
-              <w:right w:w="0" w:type="dxa"/>
-            </w:tcMar>
-            <w:vAlign w:val="top"/>
-          </w:tcPr>
-          <w:p>
-            <w:pPr>
-              <w:pStyle w:val="Normal"/>
-              <w:jc w:val="center"/>
-              <w:pBdr>
-                <w:bottom w:val="none" w:sz="0" w:space="0" w:color="000000"/>
-                <w:top w:val="none" w:sz="0" w:space="0" w:color="000000"/>
-                <w:left w:val="none" w:sz="0" w:space="0" w:color="000000"/>
-                <w:right w:val="none" w:sz="0" w:space="0" w:color="000000"/>
-              </w:pBdr>
-              <w:spacing w:after="100" w:before="100" w:line="240"/>
-              <w:ind w:left="100" w:right="100" w:firstLine="0" w:firstLineChars="0"/>
-              <w:rPr>
-                <w:rFonts w:ascii="Helvetica" w:hAnsi="Helvetica" w:eastAsia="Helvetica" w:cs="Helvetica"/>
-                <w:i w:val="false"/>
-                <w:b w:val="false"/>
-                <w:u w:val="none"/>
-                <w:sz w:val="22"/>
-                <w:szCs w:val="22"/>
-                <w:color w:val="000000"/>
-              </w:rPr>
-            </w:pPr>
-            <w:r>
-              <w:rPr>
-                <w:rFonts w:ascii="Helvetica" w:hAnsi="Helvetica" w:eastAsia="Helvetica" w:cs="Helvetica"/>
-                <w:i w:val="false"/>
-                <w:b w:val="false"/>
-                <w:u w:val="none"/>
-                <w:sz w:val="22"/>
-                <w:szCs w:val="22"/>
-                <w:color w:val="000000"/>
-              </w:rPr>
-              <w:t xml:space="preserve">0.369</w:t>
+              <w:t xml:space="preserve">-2.3</w:t>
+            </w:r>
+          </w:p>
+        </w:tc>
+        <w:tc>
+          <w:tcPr>
+            <w:tcBorders>
+              <w:bottom w:val="none" w:sz="0" w:space="0" w:color="000000"/>
+              <w:top w:val="none" w:sz="0" w:space="0" w:color="000000"/>
+              <w:left w:val="none" w:sz="0" w:space="0" w:color="000000"/>
+              <w:right w:val="none" w:sz="0" w:space="0" w:color="000000"/>
+            </w:tcBorders>
+            <w:shd w:val="clear" w:color="auto" w:fill="FFFFFF"/>
+            <w:tcMar>
+              <w:top w:w="0" w:type="dxa"/>
+              <w:bottom w:w="0" w:type="dxa"/>
+              <w:left w:w="0" w:type="dxa"/>
+              <w:right w:w="0" w:type="dxa"/>
+            </w:tcMar>
+            <w:vAlign w:val="top"/>
+          </w:tcPr>
+          <w:p>
+            <w:pPr>
+              <w:pStyle w:val="Normal"/>
+              <w:jc w:val="center"/>
+              <w:pBdr>
+                <w:bottom w:val="none" w:sz="0" w:space="0" w:color="000000"/>
+                <w:top w:val="none" w:sz="0" w:space="0" w:color="000000"/>
+                <w:left w:val="none" w:sz="0" w:space="0" w:color="000000"/>
+                <w:right w:val="none" w:sz="0" w:space="0" w:color="000000"/>
+              </w:pBdr>
+              <w:spacing w:after="100" w:before="100" w:line="240"/>
+              <w:ind w:left="100" w:right="100" w:firstLine="0" w:firstLineChars="0"/>
+              <w:rPr>
+                <w:rFonts w:ascii="Helvetica" w:hAnsi="Helvetica" w:eastAsia="Helvetica" w:cs="Helvetica"/>
+                <w:i w:val="false"/>
+                <w:b w:val="false"/>
+                <w:u w:val="none"/>
+                <w:sz w:val="22"/>
+                <w:szCs w:val="22"/>
+                <w:color w:val="000000"/>
+              </w:rPr>
+            </w:pPr>
+            <w:r>
+              <w:rPr>
+                <w:rFonts w:ascii="Helvetica" w:hAnsi="Helvetica" w:eastAsia="Helvetica" w:cs="Helvetica"/>
+                <w:i w:val="false"/>
+                <w:b w:val="false"/>
+                <w:u w:val="none"/>
+                <w:sz w:val="22"/>
+                <w:szCs w:val="22"/>
+                <w:color w:val="000000"/>
+              </w:rPr>
+              <w:t xml:space="preserve">-8.0, 3.5</w:t>
+            </w:r>
+          </w:p>
+        </w:tc>
+        <w:tc>
+          <w:tcPr>
+            <w:tcBorders>
+              <w:bottom w:val="none" w:sz="0" w:space="0" w:color="000000"/>
+              <w:top w:val="none" w:sz="0" w:space="0" w:color="000000"/>
+              <w:left w:val="none" w:sz="0" w:space="0" w:color="000000"/>
+              <w:right w:val="none" w:sz="0" w:space="0" w:color="000000"/>
+            </w:tcBorders>
+            <w:shd w:val="clear" w:color="auto" w:fill="FFFFFF"/>
+            <w:tcMar>
+              <w:top w:w="0" w:type="dxa"/>
+              <w:bottom w:w="0" w:type="dxa"/>
+              <w:left w:w="0" w:type="dxa"/>
+              <w:right w:w="0" w:type="dxa"/>
+            </w:tcMar>
+            <w:vAlign w:val="top"/>
+          </w:tcPr>
+          <w:p>
+            <w:pPr>
+              <w:pStyle w:val="Normal"/>
+              <w:jc w:val="center"/>
+              <w:pBdr>
+                <w:bottom w:val="none" w:sz="0" w:space="0" w:color="000000"/>
+                <w:top w:val="none" w:sz="0" w:space="0" w:color="000000"/>
+                <w:left w:val="none" w:sz="0" w:space="0" w:color="000000"/>
+                <w:right w:val="none" w:sz="0" w:space="0" w:color="000000"/>
+              </w:pBdr>
+              <w:spacing w:after="100" w:before="100" w:line="240"/>
+              <w:ind w:left="100" w:right="100" w:firstLine="0" w:firstLineChars="0"/>
+              <w:rPr>
+                <w:rFonts w:ascii="Helvetica" w:hAnsi="Helvetica" w:eastAsia="Helvetica" w:cs="Helvetica"/>
+                <w:i w:val="false"/>
+                <w:b w:val="false"/>
+                <w:u w:val="none"/>
+                <w:sz w:val="22"/>
+                <w:szCs w:val="22"/>
+                <w:color w:val="000000"/>
+              </w:rPr>
+            </w:pPr>
+            <w:r>
+              <w:rPr>
+                <w:rFonts w:ascii="Helvetica" w:hAnsi="Helvetica" w:eastAsia="Helvetica" w:cs="Helvetica"/>
+                <w:i w:val="false"/>
+                <w:b w:val="false"/>
+                <w:u w:val="none"/>
+                <w:sz w:val="22"/>
+                <w:szCs w:val="22"/>
+                <w:color w:val="000000"/>
+              </w:rPr>
+              <w:t xml:space="preserve">0.440</w:t>
             </w:r>
           </w:p>
         </w:tc>
       </w:tr>
       <w:tr>
         <w:trPr>
-          <w:trHeight w:val="598" w:hRule="auto"/>
+          <w:trHeight w:val="619" w:hRule="auto"/>
         </w:trPr>
         body34
         <w:tc>
@@ -16698,7 +16698,7 @@
                 <w:szCs w:val="22"/>
                 <w:color w:val="000000"/>
               </w:rPr>
-              <w:t xml:space="preserve">cockcroft</w:t>
+              <w:t xml:space="preserve">ckd_epi_gfr_cre_cys</w:t>
             </w:r>
           </w:p>
         </w:tc>
@@ -16804,7 +16804,7 @@
                 <w:szCs w:val="22"/>
                 <w:color w:val="000000"/>
               </w:rPr>
-              <w:t xml:space="preserve">-0.09</w:t>
+              <w:t xml:space="preserve">-0.04</w:t>
             </w:r>
           </w:p>
         </w:tc>
@@ -16857,7 +16857,7 @@
                 <w:szCs w:val="22"/>
                 <w:color w:val="000000"/>
               </w:rPr>
-              <w:t xml:space="preserve">-0.15, -0.02</w:t>
+              <w:t xml:space="preserve">-0.14, 0.05</w:t>
             </w:r>
           </w:p>
         </w:tc>
@@ -16910,7 +16910,7 @@
                 <w:szCs w:val="22"/>
                 <w:color w:val="000000"/>
               </w:rPr>
-              <w:t xml:space="preserve">0.008</w:t>
+              <w:t xml:space="preserve">0.359</w:t>
             </w:r>
           </w:p>
         </w:tc>
@@ -17016,7 +17016,7 @@
                 <w:szCs w:val="22"/>
                 <w:color w:val="000000"/>
               </w:rPr>
-              <w:t xml:space="preserve">-0.16</w:t>
+              <w:t xml:space="preserve">-0.13</w:t>
             </w:r>
           </w:p>
         </w:tc>
@@ -17069,7 +17069,7 @@
                 <w:szCs w:val="22"/>
                 <w:color w:val="000000"/>
               </w:rPr>
-              <w:t xml:space="preserve">-0.26, -0.06</w:t>
+              <w:t xml:space="preserve">-0.26, -0.01</w:t>
             </w:r>
           </w:p>
         </w:tc>
@@ -17122,7 +17122,7 @@
                 <w:szCs w:val="22"/>
                 <w:color w:val="000000"/>
               </w:rPr>
-              <w:t xml:space="preserve">0.001</w:t>
+              <w:t xml:space="preserve">0.034</w:t>
             </w:r>
           </w:p>
         </w:tc>
